--- a/Projects/Ikeja City Mall Fire Alarm/Fire_Alarm_Tender_Evaluation_Report.docx
+++ b/Projects/Ikeja City Mall Fire Alarm/Fire_Alarm_Tender_Evaluation_Report.docx
@@ -633,7 +633,7 @@
           <w:sz w:val="20"/>
           <w:szCs w:val="20"/>
         </w:rPr>
-        <w:t xml:space="preserve">First — the existing control panel may not need replacing. </w:t>
+        <w:t xml:space="preserve">First — no submission can presently be compared with another on equipment. </w:t>
       </w:r>
       <w:r>
         <w:rPr>
@@ -641,7 +641,7 @@
           <w:sz w:val="20"/>
           <w:szCs w:val="20"/>
         </w:rPr>
-        <w:t xml:space="preserve">Photographic inspection identifies the installed panel as a Honeywell GENT Vigilon-family unit, manufactured in the United Kingdom, carrying a date code consistent with 2020. Fire alarm control panels have a 15 to 25 year service life. A panel of approximately six years of age is not, on the face of it, life-expired. The bill of quantities nevertheless replaces it, together with the loop cards and network card. Those three lines represent between NGN 5m and NGN 9m depending on bidder.</w:t>
+        <w:t xml:space="preserve">Six of the eleven equipment lines describe a category of device rather than a part number, and the bidders have responded in kind. Three of the four compliant submissions quote an identical unit rate for the smoke detector and the heat detector, although the specification describes the latter as carrying an integrated visual alarm device and it must therefore cost more. The most probable explanation is that a single generic detector has been priced across both lines. Until every bidder states an exact part number, the equipment columns are not a like-for-like comparison.</w:t>
       </w:r>
     </w:p>
     <w:p>
@@ -656,7 +656,7 @@
           <w:sz w:val="20"/>
           <w:szCs w:val="20"/>
         </w:rPr>
-        <w:t xml:space="preserve">Second — the specification is not precise enough to compare bids. </w:t>
+        <w:t xml:space="preserve">Second — the preliminaries and builders' work allowances are not credible as priced. </w:t>
       </w:r>
       <w:r>
         <w:rPr>
@@ -664,7 +664,7 @@
           <w:sz w:val="20"/>
           <w:szCs w:val="20"/>
         </w:rPr>
-        <w:t xml:space="preserve">Six of the eleven equipment lines describe a category of device rather than a part number. Where independent price checks were possible, the bids diverge by up to three times on a single line — which is a product difference, not a pricing difference. Item 6 alone carries a NGN 5.3m spread attributable to ambiguity in one line of the specification.</w:t>
+        <w:t xml:space="preserve">Expressed as a rate, the containment allowance ranges from NGN 167 to NGN 1,717 per metre of cable route and the builders' work allowance from NGN 926 to NGN 9,815 per device — a tenfold spread at both ends. The lowest figures are the greater risk: an allowance that has not been scoped does not stay cheap, it returns as a variation once the contractor is on site and competitive tension has gone.</w:t>
       </w:r>
     </w:p>
     <w:p>
@@ -1608,7 +1608,96 @@
           <w:sz w:val="28"/>
           <w:szCs w:val="28"/>
         </w:rPr>
-        <w:t xml:space="preserve">1. Basis of this review</w:t>
+        <w:t xml:space="preserve">1. Basis and scope of this review</w:t>
+      </w:r>
+    </w:p>
+    <w:p>
+      <w:pPr>
+        <w:pStyle w:val="Heading2"/>
+        <w:spacing w:after="120" w:before="260"/>
+      </w:pPr>
+      <w:r>
+        <w:rPr>
+          <w:rFonts w:ascii="Calibri" w:cs="Calibri" w:eastAsia="Calibri" w:hAnsi="Calibri"/>
+          <w:b/>
+          <w:bCs/>
+          <w:color w:val="1F3864"/>
+          <w:sz w:val="23"/>
+          <w:szCs w:val="23"/>
+        </w:rPr>
+        <w:t xml:space="preserve">1.1 Stated basis of evaluation</w:t>
+      </w:r>
+    </w:p>
+    <w:p>
+      <w:pPr>
+        <w:spacing w:after="120" w:line="276"/>
+      </w:pPr>
+      <w:r>
+        <w:rPr>
+          <w:rFonts w:ascii="Calibri" w:cs="Calibri" w:eastAsia="Calibri" w:hAnsi="Calibri"/>
+          <w:b/>
+          <w:bCs/>
+          <w:sz w:val="20"/>
+          <w:szCs w:val="20"/>
+        </w:rPr>
+        <w:t xml:space="preserve">For the purpose of this evaluation it has been assumed that the existing main control panel is no longer serviceable and therefore requires complete replacement. The requirement in the Request for Proposal for a new addressable main control panel has accordingly been accepted as valid, and has formed the basis of this assessment.</w:t>
+      </w:r>
+    </w:p>
+    <w:p>
+      <w:pPr>
+        <w:spacing w:after="120" w:line="276"/>
+      </w:pPr>
+      <w:r>
+        <w:rPr>
+          <w:rFonts w:ascii="Calibri" w:cs="Calibri" w:eastAsia="Calibri" w:hAnsi="Calibri"/>
+          <w:b/>
+          <w:bCs/>
+          <w:i/>
+          <w:iCs/>
+          <w:sz w:val="18"/>
+          <w:szCs w:val="18"/>
+        </w:rPr>
+        <w:t xml:space="preserve">This is a stated assumption, not a finding of this review. </w:t>
+      </w:r>
+      <w:r>
+        <w:rPr>
+          <w:rFonts w:ascii="Calibri" w:cs="Calibri" w:eastAsia="Calibri" w:hAnsi="Calibri"/>
+          <w:i/>
+          <w:iCs/>
+          <w:sz w:val="18"/>
+          <w:szCs w:val="18"/>
+        </w:rPr>
+        <w:t xml:space="preserve">No functional testing of the existing panel was carried out, and none of the photographic evidence examined establishes that the panel has failed. The assumption is recorded here so that it is visible to any subsequent reader, and so that the conclusions which depend on it can be revisited if the premise changes. Section 6 sets out what the physical evidence does and does not show.</w:t>
+      </w:r>
+    </w:p>
+    <w:p>
+      <w:pPr>
+        <w:spacing w:after="120" w:line="276"/>
+      </w:pPr>
+      <w:r>
+        <w:rPr>
+          <w:rFonts w:ascii="Calibri" w:cs="Calibri" w:eastAsia="Calibri" w:hAnsi="Calibri"/>
+          <w:sz w:val="20"/>
+          <w:szCs w:val="20"/>
+        </w:rPr>
+        <w:t xml:space="preserve">Accepting this basis does not carry with it the related lines. The requirement for an expansion panel, for the number and type of loop cards, and for the quantity of network cards are separate questions determined by loop loading and system architecture rather than by the condition of the main panel. Those remain open and are addressed in sections 5 and 9.</w:t>
+      </w:r>
+    </w:p>
+    <w:p>
+      <w:pPr>
+        <w:pStyle w:val="Heading2"/>
+        <w:spacing w:after="120" w:before="260"/>
+      </w:pPr>
+      <w:r>
+        <w:rPr>
+          <w:rFonts w:ascii="Calibri" w:cs="Calibri" w:eastAsia="Calibri" w:hAnsi="Calibri"/>
+          <w:b/>
+          <w:bCs/>
+          <w:color w:val="1F3864"/>
+          <w:sz w:val="23"/>
+          <w:szCs w:val="23"/>
+        </w:rPr>
+        <w:t xml:space="preserve">1.2 Work performed</w:t>
       </w:r>
     </w:p>
     <w:p>
@@ -7522,12 +7611,63 @@
       <w:r>
         <w:rPr>
           <w:rFonts w:ascii="Calibri" w:cs="Calibri" w:eastAsia="Calibri" w:hAnsi="Calibri"/>
+          <w:i/>
+          <w:iCs/>
+          <w:sz w:val="18"/>
+          <w:szCs w:val="18"/>
+        </w:rPr>
+        <w:t xml:space="preserve">This evidence is not offered to challenge the replacement decision, </w:t>
+      </w:r>
+      <w:r>
+        <w:rPr>
+          <w:rFonts w:ascii="Calibri" w:cs="Calibri" w:eastAsia="Calibri" w:hAnsi="Calibri"/>
+          <w:i/>
+          <w:iCs/>
+          <w:sz w:val="18"/>
+          <w:szCs w:val="18"/>
+        </w:rPr>
+        <w:t xml:space="preserve">which has been accepted as the basis of this evaluation under section 1.1. It is recorded because it bears on three practical matters.</w:t>
+      </w:r>
+    </w:p>
+    <w:p>
+      <w:pPr>
+        <w:spacing w:after="120" w:line="276"/>
+      </w:pPr>
+      <w:r>
+        <w:rPr>
+          <w:rFonts w:ascii="Calibri" w:cs="Calibri" w:eastAsia="Calibri" w:hAnsi="Calibri"/>
+          <w:sz w:val="20"/>
+          <w:szCs w:val="20"/>
+        </w:rPr>
+        <w:t xml:space="preserve">It confirms the platform. The existing installation is of the current, supported product family and not the manufacturer's discontinued generation. The part numbers specified in the bill of quantities are therefore the correct ones, the replacement panel will integrate with the existing field wiring, and spares remain available. Had the panel proved to be a legacy variant, several lines of the specification — including the network card, which differs in price by a factor of five between variants — would have required revision.</w:t>
+      </w:r>
+    </w:p>
+    <w:p>
+      <w:pPr>
+        <w:spacing w:after="120" w:line="276"/>
+      </w:pPr>
+      <w:r>
+        <w:rPr>
+          <w:rFonts w:ascii="Calibri" w:cs="Calibri" w:eastAsia="Calibri" w:hAnsi="Calibri"/>
+          <w:sz w:val="20"/>
+          <w:szCs w:val="20"/>
+        </w:rPr>
+        <w:t xml:space="preserve">It affects the specification of the remaining lines. A panel of this generation is supplied with one loop card already fitted. The bill of quantities should therefore be read as requiring three additional cards for the main panel rather than four identical units, with any further card belonging to the expansion panel if that is retained.</w:t>
+      </w:r>
+    </w:p>
+    <w:p>
+      <w:pPr>
+        <w:spacing w:after="120" w:line="276"/>
+      </w:pPr>
+      <w:r>
+        <w:rPr>
+          <w:rFonts w:ascii="Calibri" w:cs="Calibri" w:eastAsia="Calibri" w:hAnsi="Calibri"/>
           <w:b/>
           <w:bCs/>
           <w:sz w:val="20"/>
           <w:szCs w:val="20"/>
         </w:rPr>
-        <w:t xml:space="preserve">The implication is significant. </w:t>
+        <w:t xml:space="preserve">It creates a residual asset. </w:t>
       </w:r>
       <w:r>
         <w:rPr>
@@ -7535,7 +7675,7 @@
           <w:sz w:val="20"/>
           <w:szCs w:val="20"/>
         </w:rPr>
-        <w:t xml:space="preserve">A control panel of approximately six years of age, from a currently supported product family, is not ordinarily a candidate for replacement. The bill of quantities nevertheless replaces the panel, the loop cards and the network card. Depending on bidder, those three lines total between NGN 5m and NGN 9m.</w:t>
+        <w:t xml:space="preserve">If the panel is removed and proves to be functional, it should not simply be discarded. A control panel of this family and vintage has value either as a retained spare — held against failure of the new equipment, which shortens any future outage considerably — or as a credit against the contract sum. The Client should require the contractor to return the removed panel rather than treating it as scrap, and should record its condition on removal.</w:t>
       </w:r>
     </w:p>
     <w:p>
@@ -7548,20 +7688,7 @@
           <w:sz w:val="20"/>
           <w:szCs w:val="20"/>
         </w:rPr>
-        <w:t xml:space="preserve">This also raises a broader question about the specification as a whole. If the panel dates from 2020, the field devices are likely of similar vintage, and detectors have a service life well beyond six years. A specification that replaces every device, both panels and the cabling is what is written when no diagnosis has been performed. The Client's own document requires the contractor to identify defective components and verify quantities before execution; there is no evidence in any submission that this has been done.</w:t>
-      </w:r>
-    </w:p>
-    <w:p>
-      <w:pPr>
-        <w:spacing w:after="120" w:line="276"/>
-      </w:pPr>
-      <w:r>
-        <w:rPr>
-          <w:rFonts w:ascii="Calibri" w:cs="Calibri" w:eastAsia="Calibri" w:hAnsi="Calibri"/>
-          <w:sz w:val="20"/>
-          <w:szCs w:val="20"/>
-        </w:rPr>
-        <w:t xml:space="preserve">Two matters could not be resolved from the photographs. The exact model is not confirmed — the original and current generations of this panel family share the same fascia — and the display appeared blank in both images, which may be a photographic artefact or may indicate a fault. The model label inside the enclosure and a photograph of the display in its normal state would settle both.</w:t>
+        <w:t xml:space="preserve">Two matters could not be resolved from the photographs and remain open. The exact model is not confirmed, as the original and current generations of this panel family share the same fascia. The display also appeared blank in both images, which may be a photographic artefact or may indicate a fault. The model label inside the enclosure and a photograph of the display in its normal operating state would settle both, and would also substantiate the replacement decision on the record.</w:t>
       </w:r>
     </w:p>
     <w:p>
@@ -8342,7 +8469,7 @@
                 <w:sz w:val="18"/>
                 <w:szCs w:val="18"/>
               </w:rPr>
-              <w:t xml:space="preserve">Establish the condition and exact model of the existing control panel before any further commercial step.</w:t>
+              <w:t xml:space="preserve">Require every bidder to evidence manufacturer certification and name its certified commissioning engineer, with certificate reference.</w:t>
             </w:r>
           </w:p>
         </w:tc>
@@ -8369,7 +8496,7 @@
                 <w:sz w:val="18"/>
                 <w:szCs w:val="18"/>
               </w:rPr>
-              <w:t xml:space="preserve">Determines whether items 1, 9 and 11 are required at all. Worth NGN 5m to NGN 9m, and the single highest-value decision available.</w:t>
+              <w:t xml:space="preserve">Without this the system cannot be programmed, tested or certificated, whatever is paid for the hardware. This is a pass or fail condition and it precedes every price question.</w:t>
             </w:r>
           </w:p>
         </w:tc>
@@ -8431,7 +8558,7 @@
                 <w:sz w:val="18"/>
                 <w:szCs w:val="18"/>
               </w:rPr>
-              <w:t xml:space="preserve">Require every bidder to evidence manufacturer certification and name its certified commissioning engineer.</w:t>
+              <w:t xml:space="preserve">Require the technical schedule at Appendix A as a mandatory return, and treat any submission that does not complete it as non-responsive.</w:t>
             </w:r>
           </w:p>
         </w:tc>
@@ -8459,7 +8586,7 @@
                 <w:sz w:val="18"/>
                 <w:szCs w:val="18"/>
               </w:rPr>
-              <w:t xml:space="preserve">Without this the system cannot be programmed or certificated, whatever is paid for the hardware. Treat as a pass or fail condition.</w:t>
+              <w:t xml:space="preserve">Six equipment lines cannot presently be compared. This single document resolves all six and is the highest-value clarification available.</w:t>
             </w:r>
           </w:p>
         </w:tc>
@@ -8608,7 +8735,7 @@
                 <w:sz w:val="18"/>
                 <w:szCs w:val="18"/>
               </w:rPr>
-              <w:t xml:space="preserve">Require a site survey and a defect schedule before pricing, as the Client's own document already stipulates.</w:t>
+              <w:t xml:space="preserve">Challenge items 8, 12 and 13 as one combined figure rather than three, and require bidders below the median to confirm their price is fixed for all scope described.</w:t>
             </w:r>
           </w:p>
         </w:tc>
@@ -8636,7 +8763,7 @@
                 <w:sz w:val="18"/>
                 <w:szCs w:val="18"/>
               </w:rPr>
-              <w:t xml:space="preserve">A specification that replaces every device in a six-year-old system has not been derived from a diagnosis.</w:t>
+              <w:t xml:space="preserve">Preliminaries have been distributed differently between these three lines by different bidders. Challenging them individually penalises the bidder whose aggregate is in fact the more reasonable, and leaves an under-scoped allowance free to return as a variation.</w:t>
             </w:r>
           </w:p>
         </w:tc>
@@ -8696,7 +8823,7 @@
                 <w:sz w:val="18"/>
                 <w:szCs w:val="18"/>
               </w:rPr>
-              <w:t xml:space="preserve">Require an input and output schedule showing what each interface module will monitor or control.</w:t>
+              <w:t xml:space="preserve">Require a site survey and a defect schedule before pricing, as the Client's own document already stipulates.</w:t>
             </w:r>
           </w:p>
         </w:tc>
@@ -8723,7 +8850,7 @@
                 <w:sz w:val="18"/>
                 <w:szCs w:val="18"/>
               </w:rPr>
-              <w:t xml:space="preserve">Distinguishes bidders who have surveyed the site from those who have priced from the document.</w:t>
+              <w:t xml:space="preserve">The Client's document requires the contractor to identify defective components and verify quantities. There is no evidence in any submission that this has been done.</w:t>
             </w:r>
           </w:p>
         </w:tc>
@@ -8785,7 +8912,7 @@
                 <w:sz w:val="18"/>
                 <w:szCs w:val="18"/>
               </w:rPr>
-              <w:t xml:space="preserve">Invite an open-protocol alternative as a parallel priced option.</w:t>
+              <w:t xml:space="preserve">Require an input and output schedule showing what each interface module will monitor or control.</w:t>
             </w:r>
           </w:p>
         </w:tc>
@@ -8813,7 +8940,7 @@
                 <w:sz w:val="18"/>
                 <w:szCs w:val="18"/>
               </w:rPr>
-              <w:t xml:space="preserve">Costs nothing to request. Establishes whether the incumbent platform is genuinely the best value over the installation's life, or merely the default.</w:t>
+              <w:t xml:space="preserve">Distinguishes bidders who have surveyed the site from those who have priced from the document.</w:t>
             </w:r>
           </w:p>
         </w:tc>
@@ -8873,6 +9000,95 @@
                 <w:sz w:val="18"/>
                 <w:szCs w:val="18"/>
               </w:rPr>
+              <w:t xml:space="preserve">Invite an open-protocol alternative as a parallel priced option.</w:t>
+            </w:r>
+          </w:p>
+        </w:tc>
+        <w:tc>
+          <w:tcPr>
+            <w:tcW w:type="dxa" w:w="3160"/>
+            <w:tcMar>
+              <w:top w:type="dxa" w:w="60"/>
+              <w:left w:type="dxa" w:w="100"/>
+              <w:bottom w:type="dxa" w:w="60"/>
+              <w:right w:type="dxa" w:w="100"/>
+            </w:tcMar>
+          </w:tcPr>
+          <w:p>
+            <w:pPr>
+              <w:spacing w:after="0" w:line="240"/>
+            </w:pPr>
+            <w:r>
+              <w:rPr>
+                <w:rFonts w:ascii="Calibri" w:cs="Calibri" w:eastAsia="Calibri" w:hAnsi="Calibri"/>
+                <w:b w:val="false"/>
+                <w:bCs w:val="false"/>
+                <w:color w:val="000000"/>
+                <w:sz w:val="18"/>
+                <w:szCs w:val="18"/>
+              </w:rPr>
+              <w:t xml:space="preserve">Costs nothing to request. Establishes whether the incumbent platform is genuinely the best value over the installation's life, or merely the default.</w:t>
+            </w:r>
+          </w:p>
+        </w:tc>
+      </w:tr>
+      <w:tr>
+        <w:trPr>
+          <w:tblHeader w:val="false"/>
+        </w:trPr>
+        <w:tc>
+          <w:tcPr>
+            <w:tcW w:type="dxa" w:w="760"/>
+            <w:shd w:fill="F2F5FA" w:color="auto" w:val="clear"/>
+            <w:tcMar>
+              <w:top w:type="dxa" w:w="60"/>
+              <w:left w:type="dxa" w:w="100"/>
+              <w:bottom w:type="dxa" w:w="60"/>
+              <w:right w:type="dxa" w:w="100"/>
+            </w:tcMar>
+          </w:tcPr>
+          <w:p>
+            <w:pPr>
+              <w:spacing w:after="0" w:line="240"/>
+              <w:jc w:val="center"/>
+            </w:pPr>
+            <w:r>
+              <w:rPr>
+                <w:rFonts w:ascii="Calibri" w:cs="Calibri" w:eastAsia="Calibri" w:hAnsi="Calibri"/>
+                <w:b w:val="false"/>
+                <w:bCs w:val="false"/>
+                <w:color w:val="000000"/>
+                <w:sz w:val="18"/>
+                <w:szCs w:val="18"/>
+              </w:rPr>
+              <w:t xml:space="preserve">8</w:t>
+            </w:r>
+          </w:p>
+        </w:tc>
+        <w:tc>
+          <w:tcPr>
+            <w:tcW w:type="dxa" w:w="5100"/>
+            <w:shd w:fill="F2F5FA" w:color="auto" w:val="clear"/>
+            <w:tcMar>
+              <w:top w:type="dxa" w:w="60"/>
+              <w:left w:type="dxa" w:w="100"/>
+              <w:bottom w:type="dxa" w:w="60"/>
+              <w:right w:type="dxa" w:w="100"/>
+            </w:tcMar>
+          </w:tcPr>
+          <w:p>
+            <w:pPr>
+              <w:spacing w:after="0" w:line="240"/>
+            </w:pPr>
+            <w:r>
+              <w:rPr>
+                <w:rFonts w:ascii="Calibri" w:cs="Calibri" w:eastAsia="Calibri" w:hAnsi="Calibri"/>
+                <w:b w:val="false"/>
+                <w:bCs w:val="false"/>
+                <w:color w:val="000000"/>
+                <w:sz w:val="18"/>
+                <w:szCs w:val="18"/>
+              </w:rPr>
               <w:t xml:space="preserve">Obtain written reconfirmation of validity from the three bidders whose submissions have lapsed.</w:t>
             </w:r>
           </w:p>
@@ -8880,6 +9096,7 @@
         <w:tc>
           <w:tcPr>
             <w:tcW w:type="dxa" w:w="3160"/>
+            <w:shd w:fill="F2F5FA" w:color="auto" w:val="clear"/>
             <w:tcMar>
               <w:top w:type="dxa" w:w="60"/>
               <w:left w:type="dxa" w:w="100"/>
@@ -9057,6 +9274,953 @@
           <w:szCs w:val="20"/>
         </w:rPr>
         <w:t xml:space="preserve">This is a commercial and specification review. It is not a fire engineering assessment and does not certify that the tendered system, if installed as specified, would comply with any applicable standard.</w:t>
+      </w:r>
+    </w:p>
+    <w:p>
+      <w:r>
+        <w:br w:type="page"/>
+      </w:r>
+    </w:p>
+    <w:p>
+      <w:pPr>
+        <w:pStyle w:val="Heading1"/>
+        <w:spacing w:after="160" w:before="360"/>
+      </w:pPr>
+      <w:r>
+        <w:rPr>
+          <w:rFonts w:ascii="Calibri" w:cs="Calibri" w:eastAsia="Calibri" w:hAnsi="Calibri"/>
+          <w:b/>
+          <w:bCs/>
+          <w:color w:val="1F3864"/>
+          <w:sz w:val="28"/>
+          <w:szCs w:val="28"/>
+        </w:rPr>
+        <w:t xml:space="preserve">Appendix A — Technical schedule to be returned by bidders</w:t>
+      </w:r>
+    </w:p>
+    <w:p>
+      <w:pPr>
+        <w:spacing w:after="120" w:line="276"/>
+      </w:pPr>
+      <w:r>
+        <w:rPr>
+          <w:rFonts w:ascii="Calibri" w:cs="Calibri" w:eastAsia="Calibri" w:hAnsi="Calibri"/>
+          <w:sz w:val="20"/>
+          <w:szCs w:val="20"/>
+        </w:rPr>
+        <w:t xml:space="preserve">Bidders shall complete the following for every equipment line quoted. A submission that does not complete this schedule should be treated as non-responsive, since without it the equipment cannot be compared between bidders.</w:t>
+      </w:r>
+    </w:p>
+    <w:tbl>
+      <w:tblPr>
+        <w:tblW w:type="dxa" w:w="9020"/>
+        <w:tblBorders>
+          <w:top w:val="single" w:color="BFBFBF" w:sz="2"/>
+          <w:left w:val="single" w:color="BFBFBF" w:sz="2"/>
+          <w:bottom w:val="single" w:color="BFBFBF" w:sz="2"/>
+          <w:right w:val="single" w:color="BFBFBF" w:sz="2"/>
+          <w:insideH w:val="single" w:color="D9D9D9" w:sz="2"/>
+          <w:insideV w:val="single" w:color="D9D9D9" w:sz="2"/>
+        </w:tblBorders>
+      </w:tblPr>
+      <w:tblGrid>
+        <w:gridCol w:w="2280"/>
+        <w:gridCol w:w="3200"/>
+        <w:gridCol w:w="3540"/>
+      </w:tblGrid>
+      <w:tr>
+        <w:trPr>
+          <w:tblHeader/>
+        </w:trPr>
+        <w:tc>
+          <w:tcPr>
+            <w:tcW w:type="dxa" w:w="2280"/>
+            <w:shd w:fill="1F3864" w:color="auto" w:val="clear"/>
+            <w:tcMar>
+              <w:top w:type="dxa" w:w="60"/>
+              <w:left w:type="dxa" w:w="100"/>
+              <w:bottom w:type="dxa" w:w="60"/>
+              <w:right w:type="dxa" w:w="100"/>
+            </w:tcMar>
+          </w:tcPr>
+          <w:p>
+            <w:pPr>
+              <w:spacing w:after="0" w:line="240"/>
+              <w:jc w:val="center"/>
+            </w:pPr>
+            <w:r>
+              <w:rPr>
+                <w:rFonts w:ascii="Calibri" w:cs="Calibri" w:eastAsia="Calibri" w:hAnsi="Calibri"/>
+                <w:b/>
+                <w:bCs/>
+                <w:color w:val="FFFFFF"/>
+                <w:sz w:val="17"/>
+                <w:szCs w:val="17"/>
+              </w:rPr>
+              <w:t xml:space="preserve">Field</w:t>
+            </w:r>
+          </w:p>
+        </w:tc>
+        <w:tc>
+          <w:tcPr>
+            <w:tcW w:type="dxa" w:w="3200"/>
+            <w:shd w:fill="1F3864" w:color="auto" w:val="clear"/>
+            <w:tcMar>
+              <w:top w:type="dxa" w:w="60"/>
+              <w:left w:type="dxa" w:w="100"/>
+              <w:bottom w:type="dxa" w:w="60"/>
+              <w:right w:type="dxa" w:w="100"/>
+            </w:tcMar>
+          </w:tcPr>
+          <w:p>
+            <w:pPr>
+              <w:spacing w:after="0" w:line="240"/>
+              <w:jc w:val="center"/>
+            </w:pPr>
+            <w:r>
+              <w:rPr>
+                <w:rFonts w:ascii="Calibri" w:cs="Calibri" w:eastAsia="Calibri" w:hAnsi="Calibri"/>
+                <w:b/>
+                <w:bCs/>
+                <w:color w:val="FFFFFF"/>
+                <w:sz w:val="17"/>
+                <w:szCs w:val="17"/>
+              </w:rPr>
+              <w:t xml:space="preserve">What is required</w:t>
+            </w:r>
+          </w:p>
+        </w:tc>
+        <w:tc>
+          <w:tcPr>
+            <w:tcW w:type="dxa" w:w="3540"/>
+            <w:shd w:fill="1F3864" w:color="auto" w:val="clear"/>
+            <w:tcMar>
+              <w:top w:type="dxa" w:w="60"/>
+              <w:left w:type="dxa" w:w="100"/>
+              <w:bottom w:type="dxa" w:w="60"/>
+              <w:right w:type="dxa" w:w="100"/>
+            </w:tcMar>
+          </w:tcPr>
+          <w:p>
+            <w:pPr>
+              <w:spacing w:after="0" w:line="240"/>
+              <w:jc w:val="center"/>
+            </w:pPr>
+            <w:r>
+              <w:rPr>
+                <w:rFonts w:ascii="Calibri" w:cs="Calibri" w:eastAsia="Calibri" w:hAnsi="Calibri"/>
+                <w:b/>
+                <w:bCs/>
+                <w:color w:val="FFFFFF"/>
+                <w:sz w:val="17"/>
+                <w:szCs w:val="17"/>
+              </w:rPr>
+              <w:t xml:space="preserve">Why it is required</w:t>
+            </w:r>
+          </w:p>
+        </w:tc>
+      </w:tr>
+      <w:tr>
+        <w:trPr>
+          <w:tblHeader w:val="false"/>
+        </w:trPr>
+        <w:tc>
+          <w:tcPr>
+            <w:tcW w:type="dxa" w:w="2280"/>
+            <w:tcMar>
+              <w:top w:type="dxa" w:w="60"/>
+              <w:left w:type="dxa" w:w="100"/>
+              <w:bottom w:type="dxa" w:w="60"/>
+              <w:right w:type="dxa" w:w="100"/>
+            </w:tcMar>
+          </w:tcPr>
+          <w:p>
+            <w:pPr>
+              <w:spacing w:after="0" w:line="240"/>
+            </w:pPr>
+            <w:r>
+              <w:rPr>
+                <w:rFonts w:ascii="Calibri" w:cs="Calibri" w:eastAsia="Calibri" w:hAnsi="Calibri"/>
+                <w:b/>
+                <w:bCs/>
+                <w:color w:val="000000"/>
+                <w:sz w:val="17"/>
+                <w:szCs w:val="17"/>
+              </w:rPr>
+              <w:t xml:space="preserve">Manufacturer</w:t>
+            </w:r>
+          </w:p>
+        </w:tc>
+        <w:tc>
+          <w:tcPr>
+            <w:tcW w:type="dxa" w:w="3200"/>
+            <w:tcMar>
+              <w:top w:type="dxa" w:w="60"/>
+              <w:left w:type="dxa" w:w="100"/>
+              <w:bottom w:type="dxa" w:w="60"/>
+              <w:right w:type="dxa" w:w="100"/>
+            </w:tcMar>
+          </w:tcPr>
+          <w:p>
+            <w:pPr>
+              <w:spacing w:after="0" w:line="240"/>
+            </w:pPr>
+            <w:r>
+              <w:rPr>
+                <w:rFonts w:ascii="Calibri" w:cs="Calibri" w:eastAsia="Calibri" w:hAnsi="Calibri"/>
+                <w:b w:val="false"/>
+                <w:bCs w:val="false"/>
+                <w:color w:val="000000"/>
+                <w:sz w:val="17"/>
+                <w:szCs w:val="17"/>
+              </w:rPr>
+              <w:t xml:space="preserve">Manufacturer's name</w:t>
+            </w:r>
+          </w:p>
+        </w:tc>
+        <w:tc>
+          <w:tcPr>
+            <w:tcW w:type="dxa" w:w="3540"/>
+            <w:tcMar>
+              <w:top w:type="dxa" w:w="60"/>
+              <w:left w:type="dxa" w:w="100"/>
+              <w:bottom w:type="dxa" w:w="60"/>
+              <w:right w:type="dxa" w:w="100"/>
+            </w:tcMar>
+          </w:tcPr>
+          <w:p>
+            <w:pPr>
+              <w:spacing w:after="0" w:line="240"/>
+            </w:pPr>
+            <w:r>
+              <w:rPr>
+                <w:rFonts w:ascii="Calibri" w:cs="Calibri" w:eastAsia="Calibri" w:hAnsi="Calibri"/>
+                <w:b w:val="false"/>
+                <w:bCs w:val="false"/>
+                <w:color w:val="000000"/>
+                <w:sz w:val="17"/>
+                <w:szCs w:val="17"/>
+              </w:rPr>
+              <w:t xml:space="preserve">Confirms compliance with the compatibility requirement</w:t>
+            </w:r>
+          </w:p>
+        </w:tc>
+      </w:tr>
+      <w:tr>
+        <w:trPr>
+          <w:tblHeader w:val="false"/>
+        </w:trPr>
+        <w:tc>
+          <w:tcPr>
+            <w:tcW w:type="dxa" w:w="2280"/>
+            <w:shd w:fill="F2F5FA" w:color="auto" w:val="clear"/>
+            <w:tcMar>
+              <w:top w:type="dxa" w:w="60"/>
+              <w:left w:type="dxa" w:w="100"/>
+              <w:bottom w:type="dxa" w:w="60"/>
+              <w:right w:type="dxa" w:w="100"/>
+            </w:tcMar>
+          </w:tcPr>
+          <w:p>
+            <w:pPr>
+              <w:spacing w:after="0" w:line="240"/>
+            </w:pPr>
+            <w:r>
+              <w:rPr>
+                <w:rFonts w:ascii="Calibri" w:cs="Calibri" w:eastAsia="Calibri" w:hAnsi="Calibri"/>
+                <w:b/>
+                <w:bCs/>
+                <w:color w:val="000000"/>
+                <w:sz w:val="17"/>
+                <w:szCs w:val="17"/>
+              </w:rPr>
+              <w:t xml:space="preserve">Part number / order code</w:t>
+            </w:r>
+          </w:p>
+        </w:tc>
+        <w:tc>
+          <w:tcPr>
+            <w:tcW w:type="dxa" w:w="3200"/>
+            <w:shd w:fill="F2F5FA" w:color="auto" w:val="clear"/>
+            <w:tcMar>
+              <w:top w:type="dxa" w:w="60"/>
+              <w:left w:type="dxa" w:w="100"/>
+              <w:bottom w:type="dxa" w:w="60"/>
+              <w:right w:type="dxa" w:w="100"/>
+            </w:tcMar>
+          </w:tcPr>
+          <w:p>
+            <w:pPr>
+              <w:spacing w:after="0" w:line="240"/>
+            </w:pPr>
+            <w:r>
+              <w:rPr>
+                <w:rFonts w:ascii="Calibri" w:cs="Calibri" w:eastAsia="Calibri" w:hAnsi="Calibri"/>
+                <w:b w:val="false"/>
+                <w:bCs w:val="false"/>
+                <w:color w:val="000000"/>
+                <w:sz w:val="17"/>
+                <w:szCs w:val="17"/>
+              </w:rPr>
+              <w:t xml:space="preserve">The manufacturer's catalogue order code, e.g. the full alphanumeric reference for the detector, panel or card offered</w:t>
+            </w:r>
+          </w:p>
+        </w:tc>
+        <w:tc>
+          <w:tcPr>
+            <w:tcW w:type="dxa" w:w="3540"/>
+            <w:shd w:fill="F2F5FA" w:color="auto" w:val="clear"/>
+            <w:tcMar>
+              <w:top w:type="dxa" w:w="60"/>
+              <w:left w:type="dxa" w:w="100"/>
+              <w:bottom w:type="dxa" w:w="60"/>
+              <w:right w:type="dxa" w:w="100"/>
+            </w:tcMar>
+          </w:tcPr>
+          <w:p>
+            <w:pPr>
+              <w:spacing w:after="0" w:line="240"/>
+            </w:pPr>
+            <w:r>
+              <w:rPr>
+                <w:rFonts w:ascii="Calibri" w:cs="Calibri" w:eastAsia="Calibri" w:hAnsi="Calibri"/>
+                <w:b w:val="false"/>
+                <w:bCs w:val="false"/>
+                <w:color w:val="000000"/>
+                <w:sz w:val="17"/>
+                <w:szCs w:val="17"/>
+              </w:rPr>
+              <w:t xml:space="preserve">The single most important field. Six lines of the bill of quantities cannot be compared without it</w:t>
+            </w:r>
+          </w:p>
+        </w:tc>
+      </w:tr>
+      <w:tr>
+        <w:trPr>
+          <w:tblHeader w:val="false"/>
+        </w:trPr>
+        <w:tc>
+          <w:tcPr>
+            <w:tcW w:type="dxa" w:w="2280"/>
+            <w:tcMar>
+              <w:top w:type="dxa" w:w="60"/>
+              <w:left w:type="dxa" w:w="100"/>
+              <w:bottom w:type="dxa" w:w="60"/>
+              <w:right w:type="dxa" w:w="100"/>
+            </w:tcMar>
+          </w:tcPr>
+          <w:p>
+            <w:pPr>
+              <w:spacing w:after="0" w:line="240"/>
+            </w:pPr>
+            <w:r>
+              <w:rPr>
+                <w:rFonts w:ascii="Calibri" w:cs="Calibri" w:eastAsia="Calibri" w:hAnsi="Calibri"/>
+                <w:b/>
+                <w:bCs/>
+                <w:color w:val="000000"/>
+                <w:sz w:val="17"/>
+                <w:szCs w:val="17"/>
+              </w:rPr>
+              <w:t xml:space="preserve">Variant and options</w:t>
+            </w:r>
+          </w:p>
+        </w:tc>
+        <w:tc>
+          <w:tcPr>
+            <w:tcW w:type="dxa" w:w="3200"/>
+            <w:tcMar>
+              <w:top w:type="dxa" w:w="60"/>
+              <w:left w:type="dxa" w:w="100"/>
+              <w:bottom w:type="dxa" w:w="60"/>
+              <w:right w:type="dxa" w:w="100"/>
+            </w:tcMar>
+          </w:tcPr>
+          <w:p>
+            <w:pPr>
+              <w:spacing w:after="0" w:line="240"/>
+            </w:pPr>
+            <w:r>
+              <w:rPr>
+                <w:rFonts w:ascii="Calibri" w:cs="Calibri" w:eastAsia="Calibri" w:hAnsi="Calibri"/>
+                <w:b w:val="false"/>
+                <w:bCs w:val="false"/>
+                <w:color w:val="000000"/>
+                <w:sz w:val="17"/>
+                <w:szCs w:val="17"/>
+              </w:rPr>
+              <w:t xml:space="preserve">Any variant or optional feature included — sensing element type, integrated sounder, integrated visual alarm device, lens colour and power, element type on call points</w:t>
+            </w:r>
+          </w:p>
+        </w:tc>
+        <w:tc>
+          <w:tcPr>
+            <w:tcW w:type="dxa" w:w="3540"/>
+            <w:tcMar>
+              <w:top w:type="dxa" w:w="60"/>
+              <w:left w:type="dxa" w:w="100"/>
+              <w:bottom w:type="dxa" w:w="60"/>
+              <w:right w:type="dxa" w:w="100"/>
+            </w:tcMar>
+          </w:tcPr>
+          <w:p>
+            <w:pPr>
+              <w:spacing w:after="0" w:line="240"/>
+            </w:pPr>
+            <w:r>
+              <w:rPr>
+                <w:rFonts w:ascii="Calibri" w:cs="Calibri" w:eastAsia="Calibri" w:hAnsi="Calibri"/>
+                <w:b w:val="false"/>
+                <w:bCs w:val="false"/>
+                <w:color w:val="000000"/>
+                <w:sz w:val="17"/>
+                <w:szCs w:val="17"/>
+              </w:rPr>
+              <w:t xml:space="preserve">Several lines describe a device family containing variants that differ materially in price and performance</w:t>
+            </w:r>
+          </w:p>
+        </w:tc>
+      </w:tr>
+      <w:tr>
+        <w:trPr>
+          <w:tblHeader w:val="false"/>
+        </w:trPr>
+        <w:tc>
+          <w:tcPr>
+            <w:tcW w:type="dxa" w:w="2280"/>
+            <w:shd w:fill="F2F5FA" w:color="auto" w:val="clear"/>
+            <w:tcMar>
+              <w:top w:type="dxa" w:w="60"/>
+              <w:left w:type="dxa" w:w="100"/>
+              <w:bottom w:type="dxa" w:w="60"/>
+              <w:right w:type="dxa" w:w="100"/>
+            </w:tcMar>
+          </w:tcPr>
+          <w:p>
+            <w:pPr>
+              <w:spacing w:after="0" w:line="240"/>
+            </w:pPr>
+            <w:r>
+              <w:rPr>
+                <w:rFonts w:ascii="Calibri" w:cs="Calibri" w:eastAsia="Calibri" w:hAnsi="Calibri"/>
+                <w:b/>
+                <w:bCs/>
+                <w:color w:val="000000"/>
+                <w:sz w:val="17"/>
+                <w:szCs w:val="17"/>
+              </w:rPr>
+              <w:t xml:space="preserve">Panel configuration</w:t>
+            </w:r>
+          </w:p>
+        </w:tc>
+        <w:tc>
+          <w:tcPr>
+            <w:tcW w:type="dxa" w:w="3200"/>
+            <w:shd w:fill="F2F5FA" w:color="auto" w:val="clear"/>
+            <w:tcMar>
+              <w:top w:type="dxa" w:w="60"/>
+              <w:left w:type="dxa" w:w="100"/>
+              <w:bottom w:type="dxa" w:w="60"/>
+              <w:right w:type="dxa" w:w="100"/>
+            </w:tcMar>
+          </w:tcPr>
+          <w:p>
+            <w:pPr>
+              <w:spacing w:after="0" w:line="240"/>
+            </w:pPr>
+            <w:r>
+              <w:rPr>
+                <w:rFonts w:ascii="Calibri" w:cs="Calibri" w:eastAsia="Calibri" w:hAnsi="Calibri"/>
+                <w:b w:val="false"/>
+                <w:bCs w:val="false"/>
+                <w:color w:val="000000"/>
+                <w:sz w:val="17"/>
+                <w:szCs w:val="17"/>
+              </w:rPr>
+              <w:t xml:space="preserve">For control panels: series, model designation, loop capacity, number of loop cards fitted as supplied, and whether supplied with printer</w:t>
+            </w:r>
+          </w:p>
+        </w:tc>
+        <w:tc>
+          <w:tcPr>
+            <w:tcW w:type="dxa" w:w="3540"/>
+            <w:shd w:fill="F2F5FA" w:color="auto" w:val="clear"/>
+            <w:tcMar>
+              <w:top w:type="dxa" w:w="60"/>
+              <w:left w:type="dxa" w:w="100"/>
+              <w:bottom w:type="dxa" w:w="60"/>
+              <w:right w:type="dxa" w:w="100"/>
+            </w:tcMar>
+          </w:tcPr>
+          <w:p>
+            <w:pPr>
+              <w:spacing w:after="0" w:line="240"/>
+            </w:pPr>
+            <w:r>
+              <w:rPr>
+                <w:rFonts w:ascii="Calibri" w:cs="Calibri" w:eastAsia="Calibri" w:hAnsi="Calibri"/>
+                <w:b w:val="false"/>
+                <w:bCs w:val="false"/>
+                <w:color w:val="000000"/>
+                <w:sz w:val="17"/>
+                <w:szCs w:val="17"/>
+              </w:rPr>
+              <w:t xml:space="preserve">Panels are supplied with loop cards already fitted; quantities elsewhere depend on how many</w:t>
+            </w:r>
+          </w:p>
+        </w:tc>
+      </w:tr>
+      <w:tr>
+        <w:trPr>
+          <w:tblHeader w:val="false"/>
+        </w:trPr>
+        <w:tc>
+          <w:tcPr>
+            <w:tcW w:type="dxa" w:w="2280"/>
+            <w:tcMar>
+              <w:top w:type="dxa" w:w="60"/>
+              <w:left w:type="dxa" w:w="100"/>
+              <w:bottom w:type="dxa" w:w="60"/>
+              <w:right w:type="dxa" w:w="100"/>
+            </w:tcMar>
+          </w:tcPr>
+          <w:p>
+            <w:pPr>
+              <w:spacing w:after="0" w:line="240"/>
+            </w:pPr>
+            <w:r>
+              <w:rPr>
+                <w:rFonts w:ascii="Calibri" w:cs="Calibri" w:eastAsia="Calibri" w:hAnsi="Calibri"/>
+                <w:b/>
+                <w:bCs/>
+                <w:color w:val="000000"/>
+                <w:sz w:val="17"/>
+                <w:szCs w:val="17"/>
+              </w:rPr>
+              <w:t xml:space="preserve">Declaration of Performance</w:t>
+            </w:r>
+          </w:p>
+        </w:tc>
+        <w:tc>
+          <w:tcPr>
+            <w:tcW w:type="dxa" w:w="3200"/>
+            <w:tcMar>
+              <w:top w:type="dxa" w:w="60"/>
+              <w:left w:type="dxa" w:w="100"/>
+              <w:bottom w:type="dxa" w:w="60"/>
+              <w:right w:type="dxa" w:w="100"/>
+            </w:tcMar>
+          </w:tcPr>
+          <w:p>
+            <w:pPr>
+              <w:spacing w:after="0" w:line="240"/>
+            </w:pPr>
+            <w:r>
+              <w:rPr>
+                <w:rFonts w:ascii="Calibri" w:cs="Calibri" w:eastAsia="Calibri" w:hAnsi="Calibri"/>
+                <w:b w:val="false"/>
+                <w:bCs w:val="false"/>
+                <w:color w:val="000000"/>
+                <w:sz w:val="17"/>
+                <w:szCs w:val="17"/>
+              </w:rPr>
+              <w:t xml:space="preserve">The DoP reference for the part offered, and a copy</w:t>
+            </w:r>
+          </w:p>
+        </w:tc>
+        <w:tc>
+          <w:tcPr>
+            <w:tcW w:type="dxa" w:w="3540"/>
+            <w:tcMar>
+              <w:top w:type="dxa" w:w="60"/>
+              <w:left w:type="dxa" w:w="100"/>
+              <w:bottom w:type="dxa" w:w="60"/>
+              <w:right w:type="dxa" w:w="100"/>
+            </w:tcMar>
+          </w:tcPr>
+          <w:p>
+            <w:pPr>
+              <w:spacing w:after="0" w:line="240"/>
+            </w:pPr>
+            <w:r>
+              <w:rPr>
+                <w:rFonts w:ascii="Calibri" w:cs="Calibri" w:eastAsia="Calibri" w:hAnsi="Calibri"/>
+                <w:b w:val="false"/>
+                <w:bCs w:val="false"/>
+                <w:color w:val="000000"/>
+                <w:sz w:val="17"/>
+                <w:szCs w:val="17"/>
+              </w:rPr>
+              <w:t xml:space="preserve">A datasheet can be downloaded by anyone. The DoP is the instrument that ties a specific part to its certification</w:t>
+            </w:r>
+          </w:p>
+        </w:tc>
+      </w:tr>
+      <w:tr>
+        <w:trPr>
+          <w:tblHeader w:val="false"/>
+        </w:trPr>
+        <w:tc>
+          <w:tcPr>
+            <w:tcW w:type="dxa" w:w="2280"/>
+            <w:shd w:fill="F2F5FA" w:color="auto" w:val="clear"/>
+            <w:tcMar>
+              <w:top w:type="dxa" w:w="60"/>
+              <w:left w:type="dxa" w:w="100"/>
+              <w:bottom w:type="dxa" w:w="60"/>
+              <w:right w:type="dxa" w:w="100"/>
+            </w:tcMar>
+          </w:tcPr>
+          <w:p>
+            <w:pPr>
+              <w:spacing w:after="0" w:line="240"/>
+            </w:pPr>
+            <w:r>
+              <w:rPr>
+                <w:rFonts w:ascii="Calibri" w:cs="Calibri" w:eastAsia="Calibri" w:hAnsi="Calibri"/>
+                <w:b/>
+                <w:bCs/>
+                <w:color w:val="000000"/>
+                <w:sz w:val="17"/>
+                <w:szCs w:val="17"/>
+              </w:rPr>
+              <w:t xml:space="preserve">Country of manufacture</w:t>
+            </w:r>
+          </w:p>
+        </w:tc>
+        <w:tc>
+          <w:tcPr>
+            <w:tcW w:type="dxa" w:w="3200"/>
+            <w:shd w:fill="F2F5FA" w:color="auto" w:val="clear"/>
+            <w:tcMar>
+              <w:top w:type="dxa" w:w="60"/>
+              <w:left w:type="dxa" w:w="100"/>
+              <w:bottom w:type="dxa" w:w="60"/>
+              <w:right w:type="dxa" w:w="100"/>
+            </w:tcMar>
+          </w:tcPr>
+          <w:p>
+            <w:pPr>
+              <w:spacing w:after="0" w:line="240"/>
+            </w:pPr>
+            <w:r>
+              <w:rPr>
+                <w:rFonts w:ascii="Calibri" w:cs="Calibri" w:eastAsia="Calibri" w:hAnsi="Calibri"/>
+                <w:b w:val="false"/>
+                <w:bCs w:val="false"/>
+                <w:color w:val="000000"/>
+                <w:sz w:val="17"/>
+                <w:szCs w:val="17"/>
+              </w:rPr>
+              <w:t xml:space="preserve">State for each item</w:t>
+            </w:r>
+          </w:p>
+        </w:tc>
+        <w:tc>
+          <w:tcPr>
+            <w:tcW w:type="dxa" w:w="3540"/>
+            <w:shd w:fill="F2F5FA" w:color="auto" w:val="clear"/>
+            <w:tcMar>
+              <w:top w:type="dxa" w:w="60"/>
+              <w:left w:type="dxa" w:w="100"/>
+              <w:bottom w:type="dxa" w:w="60"/>
+              <w:right w:type="dxa" w:w="100"/>
+            </w:tcMar>
+          </w:tcPr>
+          <w:p>
+            <w:pPr>
+              <w:spacing w:after="0" w:line="240"/>
+            </w:pPr>
+            <w:r>
+              <w:rPr>
+                <w:rFonts w:ascii="Calibri" w:cs="Calibri" w:eastAsia="Calibri" w:hAnsi="Calibri"/>
+                <w:b w:val="false"/>
+                <w:bCs w:val="false"/>
+                <w:color w:val="000000"/>
+                <w:sz w:val="17"/>
+                <w:szCs w:val="17"/>
+              </w:rPr>
+              <w:t xml:space="preserve">Genuine product for this family is manufactured in the United Kingdom and Romania</w:t>
+            </w:r>
+          </w:p>
+        </w:tc>
+      </w:tr>
+      <w:tr>
+        <w:trPr>
+          <w:tblHeader w:val="false"/>
+        </w:trPr>
+        <w:tc>
+          <w:tcPr>
+            <w:tcW w:type="dxa" w:w="2280"/>
+            <w:tcMar>
+              <w:top w:type="dxa" w:w="60"/>
+              <w:left w:type="dxa" w:w="100"/>
+              <w:bottom w:type="dxa" w:w="60"/>
+              <w:right w:type="dxa" w:w="100"/>
+            </w:tcMar>
+          </w:tcPr>
+          <w:p>
+            <w:pPr>
+              <w:spacing w:after="0" w:line="240"/>
+            </w:pPr>
+            <w:r>
+              <w:rPr>
+                <w:rFonts w:ascii="Calibri" w:cs="Calibri" w:eastAsia="Calibri" w:hAnsi="Calibri"/>
+                <w:b/>
+                <w:bCs/>
+                <w:color w:val="000000"/>
+                <w:sz w:val="17"/>
+                <w:szCs w:val="17"/>
+              </w:rPr>
+              <w:t xml:space="preserve">Condition and provenance</w:t>
+            </w:r>
+          </w:p>
+        </w:tc>
+        <w:tc>
+          <w:tcPr>
+            <w:tcW w:type="dxa" w:w="3200"/>
+            <w:tcMar>
+              <w:top w:type="dxa" w:w="60"/>
+              <w:left w:type="dxa" w:w="100"/>
+              <w:bottom w:type="dxa" w:w="60"/>
+              <w:right w:type="dxa" w:w="100"/>
+            </w:tcMar>
+          </w:tcPr>
+          <w:p>
+            <w:pPr>
+              <w:spacing w:after="0" w:line="240"/>
+            </w:pPr>
+            <w:r>
+              <w:rPr>
+                <w:rFonts w:ascii="Calibri" w:cs="Calibri" w:eastAsia="Calibri" w:hAnsi="Calibri"/>
+                <w:b w:val="false"/>
+                <w:bCs w:val="false"/>
+                <w:color w:val="000000"/>
+                <w:sz w:val="17"/>
+                <w:szCs w:val="17"/>
+              </w:rPr>
+              <w:t xml:space="preserve">Written confirmation that all goods are new, unused, and obtained through an authorised supply channel</w:t>
+            </w:r>
+          </w:p>
+        </w:tc>
+        <w:tc>
+          <w:tcPr>
+            <w:tcW w:type="dxa" w:w="3540"/>
+            <w:tcMar>
+              <w:top w:type="dxa" w:w="60"/>
+              <w:left w:type="dxa" w:w="100"/>
+              <w:bottom w:type="dxa" w:w="60"/>
+              <w:right w:type="dxa" w:w="100"/>
+            </w:tcMar>
+          </w:tcPr>
+          <w:p>
+            <w:pPr>
+              <w:spacing w:after="0" w:line="240"/>
+            </w:pPr>
+            <w:r>
+              <w:rPr>
+                <w:rFonts w:ascii="Calibri" w:cs="Calibri" w:eastAsia="Calibri" w:hAnsi="Calibri"/>
+                <w:b w:val="false"/>
+                <w:bCs w:val="false"/>
+                <w:color w:val="000000"/>
+                <w:sz w:val="17"/>
+                <w:szCs w:val="17"/>
+              </w:rPr>
+              <w:t xml:space="preserve">Used equipment for this family is openly on sale locally, and several quoted rates sit below the price of new stock</w:t>
+            </w:r>
+          </w:p>
+        </w:tc>
+      </w:tr>
+      <w:tr>
+        <w:trPr>
+          <w:tblHeader w:val="false"/>
+        </w:trPr>
+        <w:tc>
+          <w:tcPr>
+            <w:tcW w:type="dxa" w:w="2280"/>
+            <w:shd w:fill="F2F5FA" w:color="auto" w:val="clear"/>
+            <w:tcMar>
+              <w:top w:type="dxa" w:w="60"/>
+              <w:left w:type="dxa" w:w="100"/>
+              <w:bottom w:type="dxa" w:w="60"/>
+              <w:right w:type="dxa" w:w="100"/>
+            </w:tcMar>
+          </w:tcPr>
+          <w:p>
+            <w:pPr>
+              <w:spacing w:after="0" w:line="240"/>
+            </w:pPr>
+            <w:r>
+              <w:rPr>
+                <w:rFonts w:ascii="Calibri" w:cs="Calibri" w:eastAsia="Calibri" w:hAnsi="Calibri"/>
+                <w:b/>
+                <w:bCs/>
+                <w:color w:val="000000"/>
+                <w:sz w:val="17"/>
+                <w:szCs w:val="17"/>
+              </w:rPr>
+              <w:t xml:space="preserve">Warranty</w:t>
+            </w:r>
+          </w:p>
+        </w:tc>
+        <w:tc>
+          <w:tcPr>
+            <w:tcW w:type="dxa" w:w="3200"/>
+            <w:shd w:fill="F2F5FA" w:color="auto" w:val="clear"/>
+            <w:tcMar>
+              <w:top w:type="dxa" w:w="60"/>
+              <w:left w:type="dxa" w:w="100"/>
+              <w:bottom w:type="dxa" w:w="60"/>
+              <w:right w:type="dxa" w:w="100"/>
+            </w:tcMar>
+          </w:tcPr>
+          <w:p>
+            <w:pPr>
+              <w:spacing w:after="0" w:line="240"/>
+            </w:pPr>
+            <w:r>
+              <w:rPr>
+                <w:rFonts w:ascii="Calibri" w:cs="Calibri" w:eastAsia="Calibri" w:hAnsi="Calibri"/>
+                <w:b w:val="false"/>
+                <w:bCs w:val="false"/>
+                <w:color w:val="000000"/>
+                <w:sz w:val="17"/>
+                <w:szCs w:val="17"/>
+              </w:rPr>
+              <w:t xml:space="preserve">Warranty period stated per line item, not as a single blanket figure</w:t>
+            </w:r>
+          </w:p>
+        </w:tc>
+        <w:tc>
+          <w:tcPr>
+            <w:tcW w:type="dxa" w:w="3540"/>
+            <w:shd w:fill="F2F5FA" w:color="auto" w:val="clear"/>
+            <w:tcMar>
+              <w:top w:type="dxa" w:w="60"/>
+              <w:left w:type="dxa" w:w="100"/>
+              <w:bottom w:type="dxa" w:w="60"/>
+              <w:right w:type="dxa" w:w="100"/>
+            </w:tcMar>
+          </w:tcPr>
+          <w:p>
+            <w:pPr>
+              <w:spacing w:after="0" w:line="240"/>
+            </w:pPr>
+            <w:r>
+              <w:rPr>
+                <w:rFonts w:ascii="Calibri" w:cs="Calibri" w:eastAsia="Calibri" w:hAnsi="Calibri"/>
+                <w:b w:val="false"/>
+                <w:bCs w:val="false"/>
+                <w:color w:val="000000"/>
+                <w:sz w:val="17"/>
+                <w:szCs w:val="17"/>
+              </w:rPr>
+              <w:t xml:space="preserve">Warranty on a panel and on a detector are not usefully expressed as one number</w:t>
+            </w:r>
+          </w:p>
+        </w:tc>
+      </w:tr>
+      <w:tr>
+        <w:trPr>
+          <w:tblHeader w:val="false"/>
+        </w:trPr>
+        <w:tc>
+          <w:tcPr>
+            <w:tcW w:type="dxa" w:w="2280"/>
+            <w:tcMar>
+              <w:top w:type="dxa" w:w="60"/>
+              <w:left w:type="dxa" w:w="100"/>
+              <w:bottom w:type="dxa" w:w="60"/>
+              <w:right w:type="dxa" w:w="100"/>
+            </w:tcMar>
+          </w:tcPr>
+          <w:p>
+            <w:pPr>
+              <w:spacing w:after="0" w:line="240"/>
+            </w:pPr>
+            <w:r>
+              <w:rPr>
+                <w:rFonts w:ascii="Calibri" w:cs="Calibri" w:eastAsia="Calibri" w:hAnsi="Calibri"/>
+                <w:b/>
+                <w:bCs/>
+                <w:color w:val="000000"/>
+                <w:sz w:val="17"/>
+                <w:szCs w:val="17"/>
+              </w:rPr>
+              <w:t xml:space="preserve">Delivery lead time</w:t>
+            </w:r>
+          </w:p>
+        </w:tc>
+        <w:tc>
+          <w:tcPr>
+            <w:tcW w:type="dxa" w:w="3200"/>
+            <w:tcMar>
+              <w:top w:type="dxa" w:w="60"/>
+              <w:left w:type="dxa" w:w="100"/>
+              <w:bottom w:type="dxa" w:w="60"/>
+              <w:right w:type="dxa" w:w="100"/>
+            </w:tcMar>
+          </w:tcPr>
+          <w:p>
+            <w:pPr>
+              <w:spacing w:after="0" w:line="240"/>
+            </w:pPr>
+            <w:r>
+              <w:rPr>
+                <w:rFonts w:ascii="Calibri" w:cs="Calibri" w:eastAsia="Calibri" w:hAnsi="Calibri"/>
+                <w:b w:val="false"/>
+                <w:bCs w:val="false"/>
+                <w:color w:val="000000"/>
+                <w:sz w:val="17"/>
+                <w:szCs w:val="17"/>
+              </w:rPr>
+              <w:t xml:space="preserve">Per line item, from order to site</w:t>
+            </w:r>
+          </w:p>
+        </w:tc>
+        <w:tc>
+          <w:tcPr>
+            <w:tcW w:type="dxa" w:w="3540"/>
+            <w:tcMar>
+              <w:top w:type="dxa" w:w="60"/>
+              <w:left w:type="dxa" w:w="100"/>
+              <w:bottom w:type="dxa" w:w="60"/>
+              <w:right w:type="dxa" w:w="100"/>
+            </w:tcMar>
+          </w:tcPr>
+          <w:p>
+            <w:pPr>
+              <w:spacing w:after="0" w:line="240"/>
+            </w:pPr>
+            <w:r>
+              <w:rPr>
+                <w:rFonts w:ascii="Calibri" w:cs="Calibri" w:eastAsia="Calibri" w:hAnsi="Calibri"/>
+                <w:b w:val="false"/>
+                <w:bCs w:val="false"/>
+                <w:color w:val="000000"/>
+                <w:sz w:val="17"/>
+                <w:szCs w:val="17"/>
+              </w:rPr>
+              <w:t xml:space="preserve">Items not held locally drive the programme</w:t>
+            </w:r>
+          </w:p>
+        </w:tc>
+      </w:tr>
+    </w:tbl>
+    <w:p>
+      <w:pPr>
+        <w:spacing w:after="120" w:line="276"/>
+      </w:pPr>
+      <w:r>
+        <w:rPr>
+          <w:rFonts w:ascii="Calibri" w:cs="Calibri" w:eastAsia="Calibri" w:hAnsi="Calibri"/>
+          <w:i/>
+          <w:iCs/>
+          <w:color w:val="595959"/>
+          <w:sz w:val="18"/>
+          <w:szCs w:val="18"/>
+        </w:rPr>
+        <w:t xml:space="preserve">Serial numbers are not required at tender stage and should not be requested — they exist only once goods are manufactured and allocated. A serial number schedule should instead be a condition of handover, recorded in the operating and maintenance manual, where it supports warranty claims and asset management.</w:t>
       </w:r>
     </w:p>
     <w:p>

--- a/Projects/Ikeja City Mall Fire Alarm/Fire_Alarm_Tender_Evaluation_Report.docx
+++ b/Projects/Ikeja City Mall Fire Alarm/Fire_Alarm_Tender_Evaluation_Report.docx
@@ -7444,7 +7444,7 @@
                 <w:sz w:val="18"/>
                 <w:szCs w:val="18"/>
               </w:rPr>
-              <w:t xml:space="preserve">11</w:t>
+              <w:t xml:space="preserve">10</w:t>
             </w:r>
           </w:p>
         </w:tc>
@@ -7470,7 +7470,7 @@
                 <w:sz w:val="18"/>
                 <w:szCs w:val="18"/>
               </w:rPr>
-              <w:t xml:space="preserve">Specifies one network card.</w:t>
+              <w:t xml:space="preserve">Expansion panel — requirement not evidenced either way.</w:t>
             </w:r>
           </w:p>
         </w:tc>
@@ -7478,6 +7478,87 @@
           <w:tcPr>
             <w:tcW w:type="dxa" w:w="4880"/>
             <w:shd w:fill="F2F5FA" w:color="auto" w:val="clear"/>
+            <w:tcMar>
+              <w:top w:type="dxa" w:w="60"/>
+              <w:left w:type="dxa" w:w="100"/>
+              <w:bottom w:type="dxa" w:w="60"/>
+              <w:right w:type="dxa" w:w="100"/>
+            </w:tcMar>
+          </w:tcPr>
+          <w:p>
+            <w:pPr>
+              <w:spacing w:after="0" w:line="240"/>
+            </w:pPr>
+            <w:r>
+              <w:rPr>
+                <w:rFonts w:ascii="Calibri" w:cs="Calibri" w:eastAsia="Calibri" w:hAnsi="Calibri"/>
+                <w:color w:val="000000"/>
+                <w:sz w:val="18"/>
+                <w:szCs w:val="18"/>
+              </w:rPr>
+              <w:t xml:space="preserve">Device count alone (approx. 540 against a nominal 800) would not require an expansion panel. But device count is not the only constraint: the manufacturer applies a load factor by device type, visual alarm devices are current-limited per loop, loop length is capped, and recognised practice discourages a single loop covering too large an area. Zoning, network architecture and the physical spread of the building may equally require it. This review has insufficient information to conclude either way, and does not do so. The requirement should be justified by the system designer, and any bidder omitting it should state its engineering reasons.</w:t>
+            </w:r>
+          </w:p>
+        </w:tc>
+      </w:tr>
+      <w:tr>
+        <w:trPr>
+          <w:tblHeader w:val="false"/>
+        </w:trPr>
+        <w:tc>
+          <w:tcPr>
+            <w:tcW w:type="dxa" w:w="840"/>
+            <w:tcMar>
+              <w:top w:type="dxa" w:w="60"/>
+              <w:left w:type="dxa" w:w="100"/>
+              <w:bottom w:type="dxa" w:w="60"/>
+              <w:right w:type="dxa" w:w="100"/>
+            </w:tcMar>
+          </w:tcPr>
+          <w:p>
+            <w:pPr>
+              <w:spacing w:after="0" w:line="240"/>
+              <w:jc w:val="center"/>
+            </w:pPr>
+            <w:r>
+              <w:rPr>
+                <w:rFonts w:ascii="Calibri" w:cs="Calibri" w:eastAsia="Calibri" w:hAnsi="Calibri"/>
+                <w:color w:val="000000"/>
+                <w:sz w:val="18"/>
+                <w:szCs w:val="18"/>
+              </w:rPr>
+              <w:t xml:space="preserve">11</w:t>
+            </w:r>
+          </w:p>
+        </w:tc>
+        <w:tc>
+          <w:tcPr>
+            <w:tcW w:type="dxa" w:w="3300"/>
+            <w:tcMar>
+              <w:top w:type="dxa" w:w="60"/>
+              <w:left w:type="dxa" w:w="100"/>
+              <w:bottom w:type="dxa" w:w="60"/>
+              <w:right w:type="dxa" w:w="100"/>
+            </w:tcMar>
+          </w:tcPr>
+          <w:p>
+            <w:pPr>
+              <w:spacing w:after="0" w:line="240"/>
+            </w:pPr>
+            <w:r>
+              <w:rPr>
+                <w:rFonts w:ascii="Calibri" w:cs="Calibri" w:eastAsia="Calibri" w:hAnsi="Calibri"/>
+                <w:color w:val="000000"/>
+                <w:sz w:val="18"/>
+                <w:szCs w:val="18"/>
+              </w:rPr>
+              <w:t xml:space="preserve">Specifies one network card.</w:t>
+            </w:r>
+          </w:p>
+        </w:tc>
+        <w:tc>
+          <w:tcPr>
+            <w:tcW w:type="dxa" w:w="4880"/>
             <w:tcMar>
               <w:top w:type="dxa" w:w="60"/>
               <w:left w:type="dxa" w:w="100"/>
@@ -8203,7 +8284,7 @@
                 <w:sz w:val="17"/>
                 <w:szCs w:val="17"/>
               </w:rPr>
-              <w:t xml:space="preserve">Lowest compliant price, but the ranking changes once the omitted expansion panel is imputed. The only submission to state actual manufacturer part numbers, which is a point in its favour. Against that: the control panel is quoted 29–35% below verified market and the network card at 27% of it, neither of which is consistent with genuine new equipment; and the all-in soft cost of 13.3% is the lowest by a wide margin, at under NGN 13,000 per device for the entire installation, testing, commissioning, documentation and training obligation.</w:t>
+              <w:t xml:space="preserve">Lowest compliant price, and remains a contender. The only submission to state actual manufacturer part numbers, which is a genuine point in its favour and indicates a clearer grasp of what is being supplied than any competitor demonstrated. Against that: the control panel is quoted 29–35% below verified market and the network card at 27% of it, neither of which is consistent with genuine new equipment; the expansion panel is omitted without any stated engineering reason, while a network card whose function is to connect that panel is quoted; and the all-in soft cost of 13.3% is the lowest by a wide margin, at under NGN 13,000 per device for the entire installation, testing, commissioning, documentation and training obligation. These are matters for clarification rather than automatic grounds for exclusion, and the submission should remain under consideration pending the responses.</w:t>
             </w:r>
           </w:p>
         </w:tc>
@@ -8823,7 +8904,7 @@
                 <w:sz w:val="18"/>
                 <w:szCs w:val="18"/>
               </w:rPr>
-              <w:t xml:space="preserve">Require a site survey and a defect schedule before pricing, as the Client's own document already stipulates.</w:t>
+              <w:t xml:space="preserve">Require from every bidder the technical assessment report described in section 9.1. This is not an additional request: it is already a stated requirement of the Request for Proposal which no submission has fulfilled.</w:t>
             </w:r>
           </w:p>
         </w:tc>
@@ -8850,7 +8931,7 @@
                 <w:sz w:val="18"/>
                 <w:szCs w:val="18"/>
               </w:rPr>
-              <w:t xml:space="preserve">The Client's document requires the contractor to identify defective components and verify quantities. There is no evidence in any submission that this has been done.</w:t>
+              <w:t xml:space="preserve">The Client's document requires the contractor to assess the existing system and identify defective components. No submission contains any such assessment. Until one exists, the scope of works rests on assumption rather than diagnosis.</w:t>
             </w:r>
           </w:p>
         </w:tc>
@@ -8912,7 +8993,7 @@
                 <w:sz w:val="18"/>
                 <w:szCs w:val="18"/>
               </w:rPr>
-              <w:t xml:space="preserve">Require an input and output schedule showing what each interface module will monitor or control.</w:t>
+              <w:t xml:space="preserve">Require any bidder proposing to omit scope described in the specification to justify the omission on engineering grounds within its submission.</w:t>
             </w:r>
           </w:p>
         </w:tc>
@@ -8940,7 +9021,7 @@
                 <w:sz w:val="18"/>
                 <w:szCs w:val="18"/>
               </w:rPr>
-              <w:t xml:space="preserve">Distinguishes bidders who have surveyed the site from those who have priced from the document.</w:t>
+              <w:t xml:space="preserve">One submission omits the expansion panel without explanation. Omission may be technically correct, but it must be reasoned and stated rather than left to be inferred.</w:t>
             </w:r>
           </w:p>
         </w:tc>
@@ -9000,7 +9081,7 @@
                 <w:sz w:val="18"/>
                 <w:szCs w:val="18"/>
               </w:rPr>
-              <w:t xml:space="preserve">Invite an open-protocol alternative as a parallel priced option.</w:t>
+              <w:t xml:space="preserve">Require an input and output schedule showing what each interface module will monitor or control.</w:t>
             </w:r>
           </w:p>
         </w:tc>
@@ -9027,7 +9108,7 @@
                 <w:sz w:val="18"/>
                 <w:szCs w:val="18"/>
               </w:rPr>
-              <w:t xml:space="preserve">Costs nothing to request. Establishes whether the incumbent platform is genuinely the best value over the installation's life, or merely the default.</w:t>
+              <w:t xml:space="preserve">Distinguishes bidders who have surveyed the site from those who have priced from the document.</w:t>
             </w:r>
           </w:p>
         </w:tc>
@@ -9089,7 +9170,7 @@
                 <w:sz w:val="18"/>
                 <w:szCs w:val="18"/>
               </w:rPr>
-              <w:t xml:space="preserve">Obtain written reconfirmation of validity from the three bidders whose submissions have lapsed.</w:t>
+              <w:t xml:space="preserve">Invite an open-protocol alternative as a parallel priced option.</w:t>
             </w:r>
           </w:p>
         </w:tc>
@@ -9117,7 +9198,94 @@
                 <w:sz w:val="18"/>
                 <w:szCs w:val="18"/>
               </w:rPr>
-              <w:t xml:space="preserve">Three of five prices are no longer binding.</w:t>
+              <w:t xml:space="preserve">Costs nothing to request. Establishes whether the incumbent platform is genuinely the best value over the installation's life, or merely the default.</w:t>
+            </w:r>
+          </w:p>
+        </w:tc>
+      </w:tr>
+      <w:tr>
+        <w:trPr>
+          <w:tblHeader w:val="false"/>
+        </w:trPr>
+        <w:tc>
+          <w:tcPr>
+            <w:tcW w:type="dxa" w:w="760"/>
+            <w:tcMar>
+              <w:top w:type="dxa" w:w="60"/>
+              <w:left w:type="dxa" w:w="100"/>
+              <w:bottom w:type="dxa" w:w="60"/>
+              <w:right w:type="dxa" w:w="100"/>
+            </w:tcMar>
+          </w:tcPr>
+          <w:p>
+            <w:pPr>
+              <w:spacing w:after="0" w:line="240"/>
+              <w:jc w:val="center"/>
+            </w:pPr>
+            <w:r>
+              <w:rPr>
+                <w:rFonts w:ascii="Calibri" w:cs="Calibri" w:eastAsia="Calibri" w:hAnsi="Calibri"/>
+                <w:b w:val="false"/>
+                <w:bCs w:val="false"/>
+                <w:color w:val="000000"/>
+                <w:sz w:val="18"/>
+                <w:szCs w:val="18"/>
+              </w:rPr>
+              <w:t xml:space="preserve">9</w:t>
+            </w:r>
+          </w:p>
+        </w:tc>
+        <w:tc>
+          <w:tcPr>
+            <w:tcW w:type="dxa" w:w="5100"/>
+            <w:tcMar>
+              <w:top w:type="dxa" w:w="60"/>
+              <w:left w:type="dxa" w:w="100"/>
+              <w:bottom w:type="dxa" w:w="60"/>
+              <w:right w:type="dxa" w:w="100"/>
+            </w:tcMar>
+          </w:tcPr>
+          <w:p>
+            <w:pPr>
+              <w:spacing w:after="0" w:line="240"/>
+            </w:pPr>
+            <w:r>
+              <w:rPr>
+                <w:rFonts w:ascii="Calibri" w:cs="Calibri" w:eastAsia="Calibri" w:hAnsi="Calibri"/>
+                <w:b w:val="false"/>
+                <w:bCs w:val="false"/>
+                <w:color w:val="000000"/>
+                <w:sz w:val="18"/>
+                <w:szCs w:val="18"/>
+              </w:rPr>
+              <w:t xml:space="preserve">Obtain written reconfirmation of validity from the three bidders whose submissions have lapsed.</w:t>
+            </w:r>
+          </w:p>
+        </w:tc>
+        <w:tc>
+          <w:tcPr>
+            <w:tcW w:type="dxa" w:w="3160"/>
+            <w:tcMar>
+              <w:top w:type="dxa" w:w="60"/>
+              <w:left w:type="dxa" w:w="100"/>
+              <w:bottom w:type="dxa" w:w="60"/>
+              <w:right w:type="dxa" w:w="100"/>
+            </w:tcMar>
+          </w:tcPr>
+          <w:p>
+            <w:pPr>
+              <w:spacing w:after="0" w:line="240"/>
+            </w:pPr>
+            <w:r>
+              <w:rPr>
+                <w:rFonts w:ascii="Calibri" w:cs="Calibri" w:eastAsia="Calibri" w:hAnsi="Calibri"/>
+                <w:b w:val="false"/>
+                <w:bCs w:val="false"/>
+                <w:color w:val="000000"/>
+                <w:sz w:val="18"/>
+                <w:szCs w:val="18"/>
+              </w:rPr>
+              <w:t xml:space="preserve">Three of five prices are no longer binding. One preferred submission expires within days of this report.</w:t>
             </w:r>
           </w:p>
         </w:tc>
@@ -9136,6 +9304,274 @@
           <w:szCs w:val="20"/>
         </w:rPr>
         <w:t xml:space="preserve">On the current information, no award should be made to any submission until items 1 to 3 above are complete. Once the specification is corrected and certification evidenced, price comparison becomes meaningful and the ranking in the executive summary can be relied upon.</w:t>
+      </w:r>
+    </w:p>
+    <w:p>
+      <w:pPr>
+        <w:pStyle w:val="Heading2"/>
+        <w:spacing w:after="120" w:before="260"/>
+      </w:pPr>
+      <w:r>
+        <w:rPr>
+          <w:rFonts w:ascii="Calibri" w:cs="Calibri" w:eastAsia="Calibri" w:hAnsi="Calibri"/>
+          <w:b/>
+          <w:bCs/>
+          <w:color w:val="1F3864"/>
+          <w:sz w:val="23"/>
+          <w:szCs w:val="23"/>
+        </w:rPr>
+        <w:t xml:space="preserve">9.1 Technical assessment report</w:t>
+      </w:r>
+    </w:p>
+    <w:p>
+      <w:pPr>
+        <w:spacing w:after="120" w:line="276"/>
+      </w:pPr>
+      <w:r>
+        <w:rPr>
+          <w:rFonts w:ascii="Calibri" w:cs="Calibri" w:eastAsia="Calibri" w:hAnsi="Calibri"/>
+          <w:b/>
+          <w:bCs/>
+          <w:sz w:val="20"/>
+          <w:szCs w:val="20"/>
+        </w:rPr>
+        <w:t xml:space="preserve">This is not a new requirement. </w:t>
+      </w:r>
+      <w:r>
+        <w:rPr>
+          <w:rFonts w:ascii="Calibri" w:cs="Calibri" w:eastAsia="Calibri" w:hAnsi="Calibri"/>
+          <w:sz w:val="20"/>
+          <w:szCs w:val="20"/>
+        </w:rPr>
+        <w:t xml:space="preserve">The Request for Proposal already obliges the contractor to conduct a comprehensive assessment of the existing system, to identify defective components, and to recommend corrective actions. No submission received contains any such assessment. Bidders should therefore be asked to comply with a requirement already placed upon them, rather than to perform additional work — a materially stronger position from which to ask.</w:t>
+      </w:r>
+    </w:p>
+    <w:p>
+      <w:pPr>
+        <w:spacing w:after="120" w:line="276"/>
+      </w:pPr>
+      <w:r>
+        <w:rPr>
+          <w:rFonts w:ascii="Calibri" w:cs="Calibri" w:eastAsia="Calibri" w:hAnsi="Calibri"/>
+          <w:sz w:val="20"/>
+          <w:szCs w:val="20"/>
+        </w:rPr>
+        <w:t xml:space="preserve">Each bidder should submit a report addressing, as a minimum:</w:t>
+      </w:r>
+    </w:p>
+    <w:p>
+      <w:pPr>
+        <w:pStyle w:val="ListParagraph"/>
+        <w:numPr>
+          <w:ilvl w:val="0"/>
+          <w:numId w:val="2"/>
+        </w:numPr>
+        <w:spacing w:after="80" w:line="276"/>
+      </w:pPr>
+      <w:r>
+        <w:rPr>
+          <w:rFonts w:ascii="Calibri" w:cs="Calibri" w:eastAsia="Calibri" w:hAnsi="Calibri"/>
+          <w:sz w:val="20"/>
+          <w:szCs w:val="20"/>
+        </w:rPr>
+        <w:t xml:space="preserve">The present condition of the existing installation, panel and field devices.</w:t>
+      </w:r>
+    </w:p>
+    <w:p>
+      <w:pPr>
+        <w:pStyle w:val="ListParagraph"/>
+        <w:numPr>
+          <w:ilvl w:val="0"/>
+          <w:numId w:val="2"/>
+        </w:numPr>
+        <w:spacing w:after="80" w:line="276"/>
+      </w:pPr>
+      <w:r>
+        <w:rPr>
+          <w:rFonts w:ascii="Calibri" w:cs="Calibri" w:eastAsia="Calibri" w:hAnsi="Calibri"/>
+          <w:sz w:val="20"/>
+          <w:szCs w:val="20"/>
+        </w:rPr>
+        <w:t xml:space="preserve">The likely cause or causes of the system's failure or degraded performance.</w:t>
+      </w:r>
+    </w:p>
+    <w:p>
+      <w:pPr>
+        <w:pStyle w:val="ListParagraph"/>
+        <w:numPr>
+          <w:ilvl w:val="0"/>
+          <w:numId w:val="2"/>
+        </w:numPr>
+        <w:spacing w:after="80" w:line="276"/>
+      </w:pPr>
+      <w:r>
+        <w:rPr>
+          <w:rFonts w:ascii="Calibri" w:cs="Calibri" w:eastAsia="Calibri" w:hAnsi="Calibri"/>
+          <w:sz w:val="20"/>
+          <w:szCs w:val="20"/>
+        </w:rPr>
+        <w:t xml:space="preserve">Equipment assessed as beyond economic repair or at the end of its service life.</w:t>
+      </w:r>
+    </w:p>
+    <w:p>
+      <w:pPr>
+        <w:pStyle w:val="ListParagraph"/>
+        <w:numPr>
+          <w:ilvl w:val="0"/>
+          <w:numId w:val="2"/>
+        </w:numPr>
+        <w:spacing w:after="80" w:line="276"/>
+      </w:pPr>
+      <w:r>
+        <w:rPr>
+          <w:rFonts w:ascii="Calibri" w:cs="Calibri" w:eastAsia="Calibri" w:hAnsi="Calibri"/>
+          <w:sz w:val="20"/>
+          <w:szCs w:val="20"/>
+        </w:rPr>
+        <w:t xml:space="preserve">Equipment assessed as serviceable or capable of reuse, where applicable.</w:t>
+      </w:r>
+    </w:p>
+    <w:p>
+      <w:pPr>
+        <w:pStyle w:val="ListParagraph"/>
+        <w:numPr>
+          <w:ilvl w:val="0"/>
+          <w:numId w:val="2"/>
+        </w:numPr>
+        <w:spacing w:after="80" w:line="276"/>
+      </w:pPr>
+      <w:r>
+        <w:rPr>
+          <w:rFonts w:ascii="Calibri" w:cs="Calibri" w:eastAsia="Calibri" w:hAnsi="Calibri"/>
+          <w:sz w:val="20"/>
+          <w:szCs w:val="20"/>
+        </w:rPr>
+        <w:t xml:space="preserve">The engineering justification for a complete overhaul in preference to targeted repair.</w:t>
+      </w:r>
+    </w:p>
+    <w:p>
+      <w:pPr>
+        <w:pStyle w:val="ListParagraph"/>
+        <w:numPr>
+          <w:ilvl w:val="0"/>
+          <w:numId w:val="2"/>
+        </w:numPr>
+        <w:spacing w:after="80" w:line="276"/>
+      </w:pPr>
+      <w:r>
+        <w:rPr>
+          <w:rFonts w:ascii="Calibri" w:cs="Calibri" w:eastAsia="Calibri" w:hAnsi="Calibri"/>
+          <w:sz w:val="20"/>
+          <w:szCs w:val="20"/>
+        </w:rPr>
+        <w:t xml:space="preserve">Alternative remedial options considered, and the reasons each was accepted or rejected.</w:t>
+      </w:r>
+    </w:p>
+    <w:p>
+      <w:pPr>
+        <w:pStyle w:val="ListParagraph"/>
+        <w:numPr>
+          <w:ilvl w:val="0"/>
+          <w:numId w:val="2"/>
+        </w:numPr>
+        <w:spacing w:after="80" w:line="276"/>
+      </w:pPr>
+      <w:r>
+        <w:rPr>
+          <w:rFonts w:ascii="Calibri" w:cs="Calibri" w:eastAsia="Calibri" w:hAnsi="Calibri"/>
+          <w:sz w:val="20"/>
+          <w:szCs w:val="20"/>
+        </w:rPr>
+        <w:t xml:space="preserve">Why the proposed solution represents the most appropriate technical approach.</w:t>
+      </w:r>
+    </w:p>
+    <w:p>
+      <w:pPr>
+        <w:spacing w:after="120" w:line="276"/>
+      </w:pPr>
+      <w:r>
+        <w:rPr>
+          <w:rFonts w:ascii="Calibri" w:cs="Calibri" w:eastAsia="Calibri" w:hAnsi="Calibri"/>
+          <w:sz w:val="20"/>
+          <w:szCs w:val="20"/>
+        </w:rPr>
+        <w:t xml:space="preserve">Two benefits follow. The reports will substantiate the scope of works on the record, which matters because the present specification replaces every device in a system whose control panel dates from 2020. They will also discriminate sharply between bidders: a contractor that has surveyed the site can produce this within days, and one that priced from the document cannot produce it at all.</w:t>
+      </w:r>
+    </w:p>
+    <w:p>
+      <w:pPr>
+        <w:pStyle w:val="Heading2"/>
+        <w:spacing w:after="120" w:before="260"/>
+      </w:pPr>
+      <w:r>
+        <w:rPr>
+          <w:rFonts w:ascii="Calibri" w:cs="Calibri" w:eastAsia="Calibri" w:hAnsi="Calibri"/>
+          <w:b/>
+          <w:bCs/>
+          <w:color w:val="1F3864"/>
+          <w:sz w:val="23"/>
+          <w:szCs w:val="23"/>
+        </w:rPr>
+        <w:t xml:space="preserve">9.2 Independent condition assessment</w:t>
+      </w:r>
+    </w:p>
+    <w:p>
+      <w:pPr>
+        <w:spacing w:after="120" w:line="276"/>
+      </w:pPr>
+      <w:r>
+        <w:rPr>
+          <w:rFonts w:ascii="Calibri" w:cs="Calibri" w:eastAsia="Calibri" w:hAnsi="Calibri"/>
+          <w:sz w:val="20"/>
+          <w:szCs w:val="20"/>
+        </w:rPr>
+        <w:t xml:space="preserve">The excluded bidder proposing a different manufacturer's system may be asked for its own technical opinion — its assessment of the existing installation's condition, why it recommended replacement in preference to compatibility, whether any part of the existing system can be salvaged, and the engineering basis for that view. The insight may be useful even though the commercial proposal is not under consideration.</w:t>
+      </w:r>
+    </w:p>
+    <w:p>
+      <w:pPr>
+        <w:spacing w:after="120" w:line="276"/>
+      </w:pPr>
+      <w:r>
+        <w:rPr>
+          <w:rFonts w:ascii="Calibri" w:cs="Calibri" w:eastAsia="Calibri" w:hAnsi="Calibri"/>
+          <w:b/>
+          <w:bCs/>
+          <w:sz w:val="20"/>
+          <w:szCs w:val="20"/>
+        </w:rPr>
+        <w:t xml:space="preserve">That opinion should not, however, be treated as independent. </w:t>
+      </w:r>
+      <w:r>
+        <w:rPr>
+          <w:rFonts w:ascii="Calibri" w:cs="Calibri" w:eastAsia="Calibri" w:hAnsi="Calibri"/>
+          <w:sz w:val="20"/>
+          <w:szCs w:val="20"/>
+        </w:rPr>
+        <w:t xml:space="preserve">A bidder proposing wholesale replacement with its own equipment has a direct commercial interest in concluding that the existing system is beyond salvage. Its report is advocacy for its own position, and should be weighed as such. There is also no certainty that an excluded bidder will undertake unpaid technical work.</w:t>
+      </w:r>
+    </w:p>
+    <w:p>
+      <w:pPr>
+        <w:spacing w:after="120" w:line="276"/>
+      </w:pPr>
+      <w:r>
+        <w:rPr>
+          <w:rFonts w:ascii="Calibri" w:cs="Calibri" w:eastAsia="Calibri" w:hAnsi="Calibri"/>
+          <w:b/>
+          <w:bCs/>
+          <w:sz w:val="20"/>
+          <w:szCs w:val="20"/>
+        </w:rPr>
+        <w:t xml:space="preserve">Where the Client requires a genuinely independent view — and section 1.1 records that the central premise of this evaluation rests on one — the reliable course is to engage a manufacturer-certified engineer directly, with no bid in the process, to test and report on the existing panel and a sample of field devices. </w:t>
+      </w:r>
+      <w:r>
+        <w:rPr>
+          <w:rFonts w:ascii="Calibri" w:cs="Calibri" w:eastAsia="Calibri" w:hAnsi="Calibri"/>
+          <w:sz w:val="20"/>
+          <w:szCs w:val="20"/>
+        </w:rPr>
+        <w:t xml:space="preserve">The cost of such an assessment is small beside a contract of this value, and it would place the replacement decision on evidence rather than on assumption.</w:t>
       </w:r>
     </w:p>
     <w:p>

--- a/Projects/Ikeja City Mall Fire Alarm/Fire_Alarm_Tender_Evaluation_Report.docx
+++ b/Projects/Ikeja City Mall Fire Alarm/Fire_Alarm_Tender_Evaluation_Report.docx
@@ -8368,7 +8368,595 @@
           <w:sz w:val="28"/>
           <w:szCs w:val="28"/>
         </w:rPr>
-        <w:t xml:space="preserve">9. Recommendations</w:t>
+        <w:t xml:space="preserve">9. Preliminary evaluation ranking</w:t>
+      </w:r>
+    </w:p>
+    <w:p>
+      <w:pPr>
+        <w:spacing w:after="120" w:line="276"/>
+      </w:pPr>
+      <w:r>
+        <w:rPr>
+          <w:rFonts w:ascii="Calibri" w:cs="Calibri" w:eastAsia="Calibri" w:hAnsi="Calibri"/>
+          <w:sz w:val="20"/>
+          <w:szCs w:val="20"/>
+        </w:rPr>
+        <w:t xml:space="preserve">Based on a review of the submitted quotations, the requirements of the Request for Proposal, and the independent market research conducted, the preliminary ranking of the bidders is as follows.</w:t>
+      </w:r>
+    </w:p>
+    <w:tbl>
+      <w:tblPr>
+        <w:tblW w:type="dxa" w:w="9020"/>
+        <w:tblBorders>
+          <w:top w:val="single" w:color="BFBFBF" w:sz="2"/>
+          <w:left w:val="single" w:color="BFBFBF" w:sz="2"/>
+          <w:bottom w:val="single" w:color="BFBFBF" w:sz="2"/>
+          <w:right w:val="single" w:color="BFBFBF" w:sz="2"/>
+          <w:insideH w:val="single" w:color="D9D9D9" w:sz="2"/>
+          <w:insideV w:val="single" w:color="D9D9D9" w:sz="2"/>
+        </w:tblBorders>
+      </w:tblPr>
+      <w:tblGrid>
+        <w:gridCol w:w="1000"/>
+        <w:gridCol w:w="2200"/>
+        <w:gridCol w:w="5820"/>
+      </w:tblGrid>
+      <w:tr>
+        <w:trPr>
+          <w:tblHeader/>
+        </w:trPr>
+        <w:tc>
+          <w:tcPr>
+            <w:tcW w:type="dxa" w:w="1000"/>
+            <w:shd w:fill="1F3864" w:color="auto" w:val="clear"/>
+            <w:tcMar>
+              <w:top w:type="dxa" w:w="60"/>
+              <w:left w:type="dxa" w:w="100"/>
+              <w:bottom w:type="dxa" w:w="60"/>
+              <w:right w:type="dxa" w:w="100"/>
+            </w:tcMar>
+          </w:tcPr>
+          <w:p>
+            <w:pPr>
+              <w:spacing w:after="0" w:line="240"/>
+              <w:jc w:val="center"/>
+            </w:pPr>
+            <w:r>
+              <w:rPr>
+                <w:rFonts w:ascii="Calibri" w:cs="Calibri" w:eastAsia="Calibri" w:hAnsi="Calibri"/>
+                <w:b/>
+                <w:bCs/>
+                <w:color w:val="FFFFFF"/>
+                <w:sz w:val="17"/>
+                <w:szCs w:val="17"/>
+              </w:rPr>
+              <w:t xml:space="preserve">Rank</w:t>
+            </w:r>
+          </w:p>
+        </w:tc>
+        <w:tc>
+          <w:tcPr>
+            <w:tcW w:type="dxa" w:w="2200"/>
+            <w:shd w:fill="1F3864" w:color="auto" w:val="clear"/>
+            <w:tcMar>
+              <w:top w:type="dxa" w:w="60"/>
+              <w:left w:type="dxa" w:w="100"/>
+              <w:bottom w:type="dxa" w:w="60"/>
+              <w:right w:type="dxa" w:w="100"/>
+            </w:tcMar>
+          </w:tcPr>
+          <w:p>
+            <w:pPr>
+              <w:spacing w:after="0" w:line="240"/>
+              <w:jc w:val="center"/>
+            </w:pPr>
+            <w:r>
+              <w:rPr>
+                <w:rFonts w:ascii="Calibri" w:cs="Calibri" w:eastAsia="Calibri" w:hAnsi="Calibri"/>
+                <w:b/>
+                <w:bCs/>
+                <w:color w:val="FFFFFF"/>
+                <w:sz w:val="17"/>
+                <w:szCs w:val="17"/>
+              </w:rPr>
+              <w:t xml:space="preserve">Bidder</w:t>
+            </w:r>
+          </w:p>
+        </w:tc>
+        <w:tc>
+          <w:tcPr>
+            <w:tcW w:type="dxa" w:w="5820"/>
+            <w:shd w:fill="1F3864" w:color="auto" w:val="clear"/>
+            <w:tcMar>
+              <w:top w:type="dxa" w:w="60"/>
+              <w:left w:type="dxa" w:w="100"/>
+              <w:bottom w:type="dxa" w:w="60"/>
+              <w:right w:type="dxa" w:w="100"/>
+            </w:tcMar>
+          </w:tcPr>
+          <w:p>
+            <w:pPr>
+              <w:spacing w:after="0" w:line="240"/>
+              <w:jc w:val="center"/>
+            </w:pPr>
+            <w:r>
+              <w:rPr>
+                <w:rFonts w:ascii="Calibri" w:cs="Calibri" w:eastAsia="Calibri" w:hAnsi="Calibri"/>
+                <w:b/>
+                <w:bCs/>
+                <w:color w:val="FFFFFF"/>
+                <w:sz w:val="17"/>
+                <w:szCs w:val="17"/>
+              </w:rPr>
+              <w:t xml:space="preserve">Comments</w:t>
+            </w:r>
+          </w:p>
+        </w:tc>
+      </w:tr>
+      <w:tr>
+        <w:trPr>
+          <w:tblHeader w:val="false"/>
+        </w:trPr>
+        <w:tc>
+          <w:tcPr>
+            <w:tcW w:type="dxa" w:w="1000"/>
+            <w:tcMar>
+              <w:top w:type="dxa" w:w="60"/>
+              <w:left w:type="dxa" w:w="100"/>
+              <w:bottom w:type="dxa" w:w="60"/>
+              <w:right w:type="dxa" w:w="100"/>
+            </w:tcMar>
+          </w:tcPr>
+          <w:p>
+            <w:pPr>
+              <w:spacing w:after="0" w:line="240"/>
+              <w:jc w:val="center"/>
+            </w:pPr>
+            <w:r>
+              <w:rPr>
+                <w:rFonts w:ascii="Calibri" w:cs="Calibri" w:eastAsia="Calibri" w:hAnsi="Calibri"/>
+                <w:b/>
+                <w:bCs/>
+                <w:color w:val="000000"/>
+                <w:sz w:val="17"/>
+                <w:szCs w:val="17"/>
+              </w:rPr>
+              <w:t xml:space="preserve">1</w:t>
+            </w:r>
+          </w:p>
+        </w:tc>
+        <w:tc>
+          <w:tcPr>
+            <w:tcW w:type="dxa" w:w="2200"/>
+            <w:tcMar>
+              <w:top w:type="dxa" w:w="60"/>
+              <w:left w:type="dxa" w:w="100"/>
+              <w:bottom w:type="dxa" w:w="60"/>
+              <w:right w:type="dxa" w:w="100"/>
+            </w:tcMar>
+          </w:tcPr>
+          <w:p>
+            <w:pPr>
+              <w:spacing w:after="0" w:line="240"/>
+            </w:pPr>
+            <w:r>
+              <w:rPr>
+                <w:rFonts w:ascii="Calibri" w:cs="Calibri" w:eastAsia="Calibri" w:hAnsi="Calibri"/>
+                <w:b w:val="false"/>
+                <w:bCs w:val="false"/>
+                <w:color w:val="000000"/>
+                <w:sz w:val="17"/>
+                <w:szCs w:val="17"/>
+              </w:rPr>
+              <w:t xml:space="preserve">Potreal (PISL)</w:t>
+            </w:r>
+          </w:p>
+        </w:tc>
+        <w:tc>
+          <w:tcPr>
+            <w:tcW w:type="dxa" w:w="5820"/>
+            <w:tcMar>
+              <w:top w:type="dxa" w:w="60"/>
+              <w:left w:type="dxa" w:w="100"/>
+              <w:bottom w:type="dxa" w:w="60"/>
+              <w:right w:type="dxa" w:w="100"/>
+            </w:tcMar>
+          </w:tcPr>
+          <w:p>
+            <w:pPr>
+              <w:spacing w:after="0" w:line="240"/>
+            </w:pPr>
+            <w:r>
+              <w:rPr>
+                <w:rFonts w:ascii="Calibri" w:cs="Calibri" w:eastAsia="Calibri" w:hAnsi="Calibri"/>
+                <w:b w:val="false"/>
+                <w:bCs w:val="false"/>
+                <w:color w:val="000000"/>
+                <w:sz w:val="17"/>
+                <w:szCs w:val="17"/>
+              </w:rPr>
+              <w:t xml:space="preserve">Overall, Potreal presents the strongest submission at this stage. The quotation appears technically sound, reasonably priced, and generally consistent with current market rates. The proposal demonstrates a good understanding of the project requirements and the existing fire alarm system.</w:t>
+            </w:r>
+          </w:p>
+        </w:tc>
+      </w:tr>
+      <w:tr>
+        <w:trPr>
+          <w:tblHeader w:val="false"/>
+        </w:trPr>
+        <w:tc>
+          <w:tcPr>
+            <w:tcW w:type="dxa" w:w="1000"/>
+            <w:shd w:fill="F2F5FA" w:color="auto" w:val="clear"/>
+            <w:tcMar>
+              <w:top w:type="dxa" w:w="60"/>
+              <w:left w:type="dxa" w:w="100"/>
+              <w:bottom w:type="dxa" w:w="60"/>
+              <w:right w:type="dxa" w:w="100"/>
+            </w:tcMar>
+          </w:tcPr>
+          <w:p>
+            <w:pPr>
+              <w:spacing w:after="0" w:line="240"/>
+              <w:jc w:val="center"/>
+            </w:pPr>
+            <w:r>
+              <w:rPr>
+                <w:rFonts w:ascii="Calibri" w:cs="Calibri" w:eastAsia="Calibri" w:hAnsi="Calibri"/>
+                <w:b/>
+                <w:bCs/>
+                <w:color w:val="000000"/>
+                <w:sz w:val="17"/>
+                <w:szCs w:val="17"/>
+              </w:rPr>
+              <w:t xml:space="preserve">2</w:t>
+            </w:r>
+          </w:p>
+        </w:tc>
+        <w:tc>
+          <w:tcPr>
+            <w:tcW w:type="dxa" w:w="2200"/>
+            <w:shd w:fill="F2F5FA" w:color="auto" w:val="clear"/>
+            <w:tcMar>
+              <w:top w:type="dxa" w:w="60"/>
+              <w:left w:type="dxa" w:w="100"/>
+              <w:bottom w:type="dxa" w:w="60"/>
+              <w:right w:type="dxa" w:w="100"/>
+            </w:tcMar>
+          </w:tcPr>
+          <w:p>
+            <w:pPr>
+              <w:spacing w:after="0" w:line="240"/>
+            </w:pPr>
+            <w:r>
+              <w:rPr>
+                <w:rFonts w:ascii="Calibri" w:cs="Calibri" w:eastAsia="Calibri" w:hAnsi="Calibri"/>
+                <w:b w:val="false"/>
+                <w:bCs w:val="false"/>
+                <w:color w:val="000000"/>
+                <w:sz w:val="17"/>
+                <w:szCs w:val="17"/>
+              </w:rPr>
+              <w:t xml:space="preserve">JML / Fadayomi</w:t>
+            </w:r>
+          </w:p>
+        </w:tc>
+        <w:tc>
+          <w:tcPr>
+            <w:tcW w:type="dxa" w:w="5820"/>
+            <w:shd w:fill="F2F5FA" w:color="auto" w:val="clear"/>
+            <w:tcMar>
+              <w:top w:type="dxa" w:w="60"/>
+              <w:left w:type="dxa" w:w="100"/>
+              <w:bottom w:type="dxa" w:w="60"/>
+              <w:right w:type="dxa" w:w="100"/>
+            </w:tcMar>
+          </w:tcPr>
+          <w:p>
+            <w:pPr>
+              <w:spacing w:after="0" w:line="240"/>
+            </w:pPr>
+            <w:r>
+              <w:rPr>
+                <w:rFonts w:ascii="Calibri" w:cs="Calibri" w:eastAsia="Calibri" w:hAnsi="Calibri"/>
+                <w:b w:val="false"/>
+                <w:bCs w:val="false"/>
+                <w:color w:val="000000"/>
+                <w:sz w:val="17"/>
+                <w:szCs w:val="17"/>
+              </w:rPr>
+              <w:t xml:space="preserve">JML demonstrated a reasonable level of engagement and, during discussions, appeared to address many of the technical questions raised. However, the submitted quotation contains a number of inconsistencies and omissions that require clarification, including the omission of the expansion panel while quoting for a network card. These issues prevent the bid from being ranked first at this stage.</w:t>
+            </w:r>
+          </w:p>
+        </w:tc>
+      </w:tr>
+      <w:tr>
+        <w:trPr>
+          <w:tblHeader w:val="false"/>
+        </w:trPr>
+        <w:tc>
+          <w:tcPr>
+            <w:tcW w:type="dxa" w:w="1000"/>
+            <w:tcMar>
+              <w:top w:type="dxa" w:w="60"/>
+              <w:left w:type="dxa" w:w="100"/>
+              <w:bottom w:type="dxa" w:w="60"/>
+              <w:right w:type="dxa" w:w="100"/>
+            </w:tcMar>
+          </w:tcPr>
+          <w:p>
+            <w:pPr>
+              <w:spacing w:after="0" w:line="240"/>
+              <w:jc w:val="center"/>
+            </w:pPr>
+            <w:r>
+              <w:rPr>
+                <w:rFonts w:ascii="Calibri" w:cs="Calibri" w:eastAsia="Calibri" w:hAnsi="Calibri"/>
+                <w:b/>
+                <w:bCs/>
+                <w:color w:val="000000"/>
+                <w:sz w:val="17"/>
+                <w:szCs w:val="17"/>
+              </w:rPr>
+              <w:t xml:space="preserve">3</w:t>
+            </w:r>
+          </w:p>
+        </w:tc>
+        <w:tc>
+          <w:tcPr>
+            <w:tcW w:type="dxa" w:w="2200"/>
+            <w:tcMar>
+              <w:top w:type="dxa" w:w="60"/>
+              <w:left w:type="dxa" w:w="100"/>
+              <w:bottom w:type="dxa" w:w="60"/>
+              <w:right w:type="dxa" w:w="100"/>
+            </w:tcMar>
+          </w:tcPr>
+          <w:p>
+            <w:pPr>
+              <w:spacing w:after="0" w:line="240"/>
+            </w:pPr>
+            <w:r>
+              <w:rPr>
+                <w:rFonts w:ascii="Calibri" w:cs="Calibri" w:eastAsia="Calibri" w:hAnsi="Calibri"/>
+                <w:b w:val="false"/>
+                <w:bCs w:val="false"/>
+                <w:color w:val="000000"/>
+                <w:sz w:val="17"/>
+                <w:szCs w:val="17"/>
+              </w:rPr>
+              <w:t xml:space="preserve">Emo-Technical</w:t>
+            </w:r>
+          </w:p>
+        </w:tc>
+        <w:tc>
+          <w:tcPr>
+            <w:tcW w:type="dxa" w:w="5820"/>
+            <w:tcMar>
+              <w:top w:type="dxa" w:w="60"/>
+              <w:left w:type="dxa" w:w="100"/>
+              <w:bottom w:type="dxa" w:w="60"/>
+              <w:right w:type="dxa" w:w="100"/>
+            </w:tcMar>
+          </w:tcPr>
+          <w:p>
+            <w:pPr>
+              <w:spacing w:after="0" w:line="240"/>
+            </w:pPr>
+            <w:r>
+              <w:rPr>
+                <w:rFonts w:ascii="Calibri" w:cs="Calibri" w:eastAsia="Calibri" w:hAnsi="Calibri"/>
+                <w:b w:val="false"/>
+                <w:bCs w:val="false"/>
+                <w:color w:val="000000"/>
+                <w:sz w:val="17"/>
+                <w:szCs w:val="17"/>
+              </w:rPr>
+              <w:t xml:space="preserve">Emo-Technical submitted a technically credible proposal, particularly for the main control panel. However, certain commercial items, such as containment and associated civil works, appear significantly higher than expected and require further justification before the proposal can be fully assessed.</w:t>
+            </w:r>
+          </w:p>
+        </w:tc>
+      </w:tr>
+    </w:tbl>
+    <w:p>
+      <w:pPr>
+        <w:pStyle w:val="Heading2"/>
+        <w:spacing w:after="120" w:before="260"/>
+      </w:pPr>
+      <w:r>
+        <w:rPr>
+          <w:rFonts w:ascii="Calibri" w:cs="Calibri" w:eastAsia="Calibri" w:hAnsi="Calibri"/>
+          <w:b/>
+          <w:bCs/>
+          <w:color w:val="1F3864"/>
+          <w:sz w:val="23"/>
+          <w:szCs w:val="23"/>
+        </w:rPr>
+        <w:t xml:space="preserve">9.1 Nature of this ranking</w:t>
+      </w:r>
+    </w:p>
+    <w:p>
+      <w:pPr>
+        <w:spacing w:after="120" w:line="276"/>
+      </w:pPr>
+      <w:r>
+        <w:rPr>
+          <w:rFonts w:ascii="Calibri" w:cs="Calibri" w:eastAsia="Calibri" w:hAnsi="Calibri"/>
+          <w:b/>
+          <w:bCs/>
+          <w:sz w:val="20"/>
+          <w:szCs w:val="20"/>
+        </w:rPr>
+        <w:t xml:space="preserve">This ranking should be regarded as preliminary only and should not be interpreted as the final recommendation for contract award.</w:t>
+      </w:r>
+    </w:p>
+    <w:p>
+      <w:pPr>
+        <w:spacing w:after="120" w:line="276"/>
+      </w:pPr>
+      <w:r>
+        <w:rPr>
+          <w:rFonts w:ascii="Calibri" w:cs="Calibri" w:eastAsia="Calibri" w:hAnsi="Calibri"/>
+          <w:sz w:val="20"/>
+          <w:szCs w:val="20"/>
+        </w:rPr>
+        <w:t xml:space="preserve">At this stage the evaluation is based primarily on the quotations submitted, preliminary technical observations, and available market information. The final ranking should be determined only after:</w:t>
+      </w:r>
+    </w:p>
+    <w:p>
+      <w:pPr>
+        <w:pStyle w:val="ListParagraph"/>
+        <w:numPr>
+          <w:ilvl w:val="0"/>
+          <w:numId w:val="2"/>
+        </w:numPr>
+        <w:spacing w:after="80" w:line="276"/>
+      </w:pPr>
+      <w:r>
+        <w:rPr>
+          <w:rFonts w:ascii="Calibri" w:cs="Calibri" w:eastAsia="Calibri" w:hAnsi="Calibri"/>
+          <w:sz w:val="20"/>
+          <w:szCs w:val="20"/>
+        </w:rPr>
+        <w:t xml:space="preserve">All technical clarification requests have been issued and satisfactorily addressed by the bidders.</w:t>
+      </w:r>
+    </w:p>
+    <w:p>
+      <w:pPr>
+        <w:pStyle w:val="ListParagraph"/>
+        <w:numPr>
+          <w:ilvl w:val="0"/>
+          <w:numId w:val="2"/>
+        </w:numPr>
+        <w:spacing w:after="80" w:line="276"/>
+      </w:pPr>
+      <w:r>
+        <w:rPr>
+          <w:rFonts w:ascii="Calibri" w:cs="Calibri" w:eastAsia="Calibri" w:hAnsi="Calibri"/>
+          <w:sz w:val="20"/>
+          <w:szCs w:val="20"/>
+        </w:rPr>
+        <w:t xml:space="preserve">Each bidder has submitted a detailed technical assessment report on the condition of the existing fire alarm system.</w:t>
+      </w:r>
+    </w:p>
+    <w:p>
+      <w:pPr>
+        <w:pStyle w:val="ListParagraph"/>
+        <w:numPr>
+          <w:ilvl w:val="0"/>
+          <w:numId w:val="2"/>
+        </w:numPr>
+        <w:spacing w:after="80" w:line="276"/>
+      </w:pPr>
+      <w:r>
+        <w:rPr>
+          <w:rFonts w:ascii="Calibri" w:cs="Calibri" w:eastAsia="Calibri" w:hAnsi="Calibri"/>
+          <w:sz w:val="20"/>
+          <w:szCs w:val="20"/>
+        </w:rPr>
+        <w:t xml:space="preserve">Complete technical specifications, product model numbers, product reference codes and supporting datasheets have been provided for all proposed equipment.</w:t>
+      </w:r>
+    </w:p>
+    <w:p>
+      <w:pPr>
+        <w:pStyle w:val="ListParagraph"/>
+        <w:numPr>
+          <w:ilvl w:val="0"/>
+          <w:numId w:val="2"/>
+        </w:numPr>
+        <w:spacing w:after="80" w:line="276"/>
+      </w:pPr>
+      <w:r>
+        <w:rPr>
+          <w:rFonts w:ascii="Calibri" w:cs="Calibri" w:eastAsia="Calibri" w:hAnsi="Calibri"/>
+          <w:sz w:val="20"/>
+          <w:szCs w:val="20"/>
+        </w:rPr>
+        <w:t xml:space="preserve">Outstanding commercial issues, including civil works, containment costs and professional service fees, have been adequately justified.</w:t>
+      </w:r>
+    </w:p>
+    <w:p>
+      <w:pPr>
+        <w:pStyle w:val="ListParagraph"/>
+        <w:numPr>
+          <w:ilvl w:val="0"/>
+          <w:numId w:val="2"/>
+        </w:numPr>
+        <w:spacing w:after="80" w:line="276"/>
+      </w:pPr>
+      <w:r>
+        <w:rPr>
+          <w:rFonts w:ascii="Calibri" w:cs="Calibri" w:eastAsia="Calibri" w:hAnsi="Calibri"/>
+          <w:sz w:val="20"/>
+          <w:szCs w:val="20"/>
+        </w:rPr>
+        <w:t xml:space="preserve">The technical justification for items such as the expansion panel has been fully reviewed.</w:t>
+      </w:r>
+    </w:p>
+    <w:p>
+      <w:pPr>
+        <w:spacing w:after="120" w:line="276"/>
+      </w:pPr>
+      <w:r>
+        <w:rPr>
+          <w:rFonts w:ascii="Calibri" w:cs="Calibri" w:eastAsia="Calibri" w:hAnsi="Calibri"/>
+          <w:sz w:val="20"/>
+          <w:szCs w:val="20"/>
+        </w:rPr>
+        <w:t xml:space="preserve">The responses received during the clarification stage, together with the quality of the technical assessment reports and supporting documentation, may result in changes to the current ranking.</w:t>
+      </w:r>
+    </w:p>
+    <w:p>
+      <w:pPr>
+        <w:spacing w:after="120" w:line="276"/>
+      </w:pPr>
+      <w:r>
+        <w:rPr>
+          <w:rFonts w:ascii="Calibri" w:cs="Calibri" w:eastAsia="Calibri" w:hAnsi="Calibri"/>
+          <w:b/>
+          <w:bCs/>
+          <w:sz w:val="20"/>
+          <w:szCs w:val="20"/>
+        </w:rPr>
+        <w:t xml:space="preserve">Accordingly, the ranking presented above should be viewed only as an initial evaluation intended to guide the next stage of the tender assessment process, rather than as a final procurement recommendation.</w:t>
+      </w:r>
+    </w:p>
+    <w:p>
+      <w:pPr>
+        <w:spacing w:after="120" w:line="276"/>
+      </w:pPr>
+      <w:r>
+        <w:rPr>
+          <w:rFonts w:ascii="Calibri" w:cs="Calibri" w:eastAsia="Calibri" w:hAnsi="Calibri"/>
+          <w:i/>
+          <w:iCs/>
+          <w:color w:val="595959"/>
+          <w:sz w:val="18"/>
+          <w:szCs w:val="18"/>
+        </w:rPr>
+        <w:t xml:space="preserve">Sections 4 and 8 set out the underlying price and compliance observations, including those which bear on the bidders ranked above. They should be read alongside this ranking.</w:t>
+      </w:r>
+    </w:p>
+    <w:p>
+      <w:r>
+        <w:br w:type="page"/>
+      </w:r>
+    </w:p>
+    <w:p>
+      <w:pPr>
+        <w:pStyle w:val="Heading1"/>
+        <w:spacing w:after="160" w:before="360"/>
+      </w:pPr>
+      <w:r>
+        <w:rPr>
+          <w:rFonts w:ascii="Calibri" w:cs="Calibri" w:eastAsia="Calibri" w:hAnsi="Calibri"/>
+          <w:b/>
+          <w:bCs/>
+          <w:color w:val="1F3864"/>
+          <w:sz w:val="28"/>
+          <w:szCs w:val="28"/>
+        </w:rPr>
+        <w:t xml:space="preserve">10. Recommendations</w:t>
       </w:r>
     </w:p>
     <w:p>
@@ -8904,7 +9492,7 @@
                 <w:sz w:val="18"/>
                 <w:szCs w:val="18"/>
               </w:rPr>
-              <w:t xml:space="preserve">Require from every bidder the technical assessment report described in section 9.1. This is not an additional request: it is already a stated requirement of the Request for Proposal which no submission has fulfilled.</w:t>
+              <w:t xml:space="preserve">Require from every bidder the technical assessment report described in section 10.1. This is not an additional request: it is already a stated requirement of the Request for Proposal which no submission has fulfilled.</w:t>
             </w:r>
           </w:p>
         </w:tc>
@@ -9320,7 +9908,7 @@
           <w:sz w:val="23"/>
           <w:szCs w:val="23"/>
         </w:rPr>
-        <w:t xml:space="preserve">9.1 Technical assessment report</w:t>
+        <w:t xml:space="preserve">10.1 Technical assessment report</w:t>
       </w:r>
     </w:p>
     <w:p>
@@ -9512,7 +10100,7 @@
           <w:sz w:val="23"/>
           <w:szCs w:val="23"/>
         </w:rPr>
-        <w:t xml:space="preserve">9.2 Independent condition assessment</w:t>
+        <w:t xml:space="preserve">10.2 Independent condition assessment</w:t>
       </w:r>
     </w:p>
     <w:p>
@@ -9588,7 +10176,7 @@
           <w:sz w:val="28"/>
           <w:szCs w:val="28"/>
         </w:rPr>
-        <w:t xml:space="preserve">10. Limitations</w:t>
+        <w:t xml:space="preserve">11. Limitations</w:t>
       </w:r>
     </w:p>
     <w:p>
@@ -9710,6 +10298,21 @@
           <w:szCs w:val="20"/>
         </w:rPr>
         <w:t xml:space="preserve">This is a commercial and specification review. It is not a fire engineering assessment and does not certify that the tendered system, if installed as specified, would comply with any applicable standard.</w:t>
+      </w:r>
+    </w:p>
+    <w:p>
+      <w:pPr>
+        <w:spacing w:after="120" w:line="276"/>
+      </w:pPr>
+      <w:r>
+        <w:rPr>
+          <w:rFonts w:ascii="Calibri" w:cs="Calibri" w:eastAsia="Calibri" w:hAnsi="Calibri"/>
+          <w:b/>
+          <w:bCs/>
+          <w:sz w:val="20"/>
+          <w:szCs w:val="20"/>
+        </w:rPr>
+        <w:t xml:space="preserve">The observations and recommendations contained in this evaluation are based on a review of the Request for Proposal, the quotations received, and independent market and product research conducted over the course of this assessment. They should not be interpreted as a substitute for a detailed fire alarm engineering assessment. Recommendations requiring specialist system design or engineering judgement should ultimately be validated by suitably qualified fire alarm professionals and by the technical submissions provided by the bidders.</w:t>
       </w:r>
     </w:p>
     <w:p>
